--- a/4/Управление качеством программных систем/Лабораторная работа 1/Лабораторная работа 1.docx
+++ b/4/Управление качеством программных систем/Лабораторная работа 1/Лабораторная работа 1.docx
@@ -4,7 +4,7 @@
   <w:body>
     <w:p>
       <w:pPr>
-        <w:spacing w:line="360" w:lineRule="auto"/>
+        <w:spacing w:line="276" w:lineRule="auto"/>
         <w:jc w:val="center"/>
         <w:rPr>
           <w:rFonts w:ascii="Times New Roman" w:hAnsi="Times New Roman" w:cs="Times New Roman"/>
@@ -28,7 +28,7 @@
     <w:p>
       <w:pPr>
         <w:pStyle w:val="1"/>
-        <w:spacing w:line="360" w:lineRule="auto"/>
+        <w:spacing w:line="276" w:lineRule="auto"/>
         <w:jc w:val="center"/>
         <w:rPr>
           <w:rFonts w:ascii="Times New Roman" w:hAnsi="Times New Roman" w:cs="Times New Roman"/>
@@ -37,6 +37,7 @@
           <w:color w:val="auto"/>
           <w:sz w:val="28"/>
           <w:szCs w:val="28"/>
+          <w:lang w:val="ru-RU"/>
         </w:rPr>
       </w:pPr>
       <w:r>
@@ -47,13 +48,14 @@
           <w:color w:val="auto"/>
           <w:sz w:val="28"/>
           <w:szCs w:val="28"/>
+          <w:lang w:val="ru-RU"/>
         </w:rPr>
         <w:t>Цель работы</w:t>
       </w:r>
     </w:p>
     <w:p>
       <w:pPr>
-        <w:spacing w:line="360" w:lineRule="auto"/>
+        <w:spacing w:line="276" w:lineRule="auto"/>
         <w:ind w:firstLine="708"/>
         <w:jc w:val="both"/>
         <w:rPr>
@@ -78,22 +80,13 @@
           <w:szCs w:val="28"/>
           <w:shd w:val="clear" w:color="auto" w:fill="FFFFFF"/>
         </w:rPr>
-        <w:t>Применение современных информационных технологий для распознавания аудио</w:t>
-      </w:r>
-      <w:r>
-        <w:rPr>
-          <w:rFonts w:ascii="Times New Roman" w:hAnsi="Times New Roman" w:cs="Times New Roman"/>
-          <w:sz w:val="28"/>
-          <w:szCs w:val="28"/>
-          <w:shd w:val="clear" w:color="auto" w:fill="FFFFFF"/>
-        </w:rPr>
-        <w:t>».</w:t>
+        <w:t>Применение современных информационных технологий для распознавания аудио».</w:t>
       </w:r>
     </w:p>
     <w:p>
       <w:pPr>
         <w:pStyle w:val="1"/>
-        <w:spacing w:line="360" w:lineRule="auto"/>
+        <w:spacing w:line="276" w:lineRule="auto"/>
         <w:jc w:val="center"/>
         <w:rPr>
           <w:rFonts w:ascii="Times New Roman" w:hAnsi="Times New Roman" w:cs="Times New Roman"/>
@@ -102,6 +95,7 @@
           <w:color w:val="auto"/>
           <w:sz w:val="28"/>
           <w:szCs w:val="28"/>
+          <w:lang w:val="ru-RU"/>
         </w:rPr>
       </w:pPr>
       <w:r>
@@ -112,13 +106,14 @@
           <w:color w:val="auto"/>
           <w:sz w:val="28"/>
           <w:szCs w:val="28"/>
+          <w:lang w:val="ru-RU"/>
         </w:rPr>
         <w:t>Описание тестируемой документации.</w:t>
       </w:r>
     </w:p>
     <w:p>
       <w:pPr>
-        <w:spacing w:line="360" w:lineRule="auto"/>
+        <w:spacing w:line="276" w:lineRule="auto"/>
         <w:ind w:firstLine="720"/>
         <w:jc w:val="both"/>
         <w:rPr>
@@ -133,16 +128,15 @@
           <w:sz w:val="28"/>
           <w:szCs w:val="28"/>
         </w:rPr>
-        <w:t xml:space="preserve">При запуске </w:t>
-      </w:r>
-      <w:r>
-        <w:rPr>
-          <w:rFonts w:ascii="Times New Roman" w:hAnsi="Times New Roman" w:cs="Times New Roman"/>
-          <w:sz w:val="28"/>
-          <w:szCs w:val="28"/>
-          <w:lang/>
-        </w:rPr>
-        <w:t>программы пользователь должен дождаться загрузки модуля, который распознаёт фонемы в потоке речи</w:t>
+        <w:t>Анализируемая документация включает техническое задание на разработку программы для распознавания аудио, спецификации, требования к программному обеспечению и инструкции по использованию[</w:t>
+      </w:r>
+      <w:r>
+        <w:rPr>
+          <w:rFonts w:ascii="Times New Roman" w:hAnsi="Times New Roman" w:cs="Times New Roman"/>
+          <w:sz w:val="28"/>
+          <w:szCs w:val="28"/>
+        </w:rPr>
+        <w:t>Приложение</w:t>
       </w:r>
       <w:r>
         <w:rPr>
@@ -157,56 +151,1478 @@
           <w:rFonts w:ascii="Times New Roman" w:hAnsi="Times New Roman" w:cs="Times New Roman"/>
           <w:sz w:val="28"/>
           <w:szCs w:val="28"/>
-          <w:lang/>
-        </w:rPr>
-        <w:t>пользователя</w:t>
-      </w:r>
-      <w:r>
-        <w:rPr>
-          <w:rFonts w:ascii="Times New Roman" w:hAnsi="Times New Roman" w:cs="Times New Roman"/>
-          <w:sz w:val="28"/>
-          <w:szCs w:val="28"/>
-        </w:rPr>
-        <w:t>.</w:t>
-      </w:r>
-      <w:r>
-        <w:rPr>
-          <w:rFonts w:ascii="Times New Roman" w:hAnsi="Times New Roman" w:cs="Times New Roman"/>
-          <w:sz w:val="28"/>
-          <w:szCs w:val="28"/>
-          <w:lang/>
-        </w:rPr>
-        <w:t xml:space="preserve"> После успешной загрузки выведется сообщение о начале работы программы. После, пользователь может говорить что угодно на языке подгруженного модуля и речь пользователя будет поделена на фонемы и сопоставлена с обозначениями в базе модуля программы.</w:t>
-      </w:r>
-      <w:r>
-        <w:rPr>
-          <w:rFonts w:ascii="Times New Roman" w:hAnsi="Times New Roman" w:cs="Times New Roman"/>
-          <w:sz w:val="28"/>
-          <w:szCs w:val="28"/>
-        </w:rPr>
-        <w:t xml:space="preserve"> В случае, если пользователь </w:t>
-      </w:r>
-      <w:r>
-        <w:rPr>
-          <w:rFonts w:ascii="Times New Roman" w:hAnsi="Times New Roman" w:cs="Times New Roman"/>
-          <w:sz w:val="28"/>
-          <w:szCs w:val="28"/>
-          <w:lang/>
-        </w:rPr>
-        <w:t>захочет завершить работу программы, пользователю следует произнести слово “Пока”</w:t>
-      </w:r>
-      <w:r>
-        <w:rPr>
-          <w:rFonts w:ascii="Times New Roman" w:hAnsi="Times New Roman" w:cs="Times New Roman"/>
-          <w:sz w:val="28"/>
-          <w:szCs w:val="28"/>
-        </w:rPr>
-        <w:t>.</w:t>
-      </w:r>
-    </w:p>
-    <w:p>
-      <w:pPr>
-        <w:spacing w:line="360" w:lineRule="auto"/>
+          <w:lang w:val="en-US"/>
+        </w:rPr>
+        <w:t>A</w:t>
+      </w:r>
+      <w:r>
+        <w:rPr>
+          <w:rFonts w:ascii="Times New Roman" w:hAnsi="Times New Roman" w:cs="Times New Roman"/>
+          <w:sz w:val="28"/>
+          <w:szCs w:val="28"/>
+        </w:rPr>
+        <w:t>]. Программа предназначена для распознавания фонем в потоке речи и преобразования их в текст.</w:t>
+      </w:r>
+    </w:p>
+    <w:p>
+      <w:pPr>
+        <w:pStyle w:val="1"/>
+        <w:spacing w:line="276" w:lineRule="auto"/>
+        <w:jc w:val="center"/>
+        <w:rPr>
+          <w:rFonts w:ascii="Times New Roman" w:hAnsi="Times New Roman" w:cs="Times New Roman"/>
+          <w:b/>
+          <w:bCs/>
+          <w:color w:val="auto"/>
+          <w:sz w:val="28"/>
+          <w:szCs w:val="28"/>
+          <w:shd w:val="clear" w:color="auto" w:fill="FFFFFF"/>
+          <w:lang w:val="ru-RU"/>
+        </w:rPr>
+      </w:pPr>
+      <w:r>
+        <w:rPr>
+          <w:rFonts w:ascii="Times New Roman" w:hAnsi="Times New Roman" w:cs="Times New Roman"/>
+          <w:b/>
+          <w:bCs/>
+          <w:color w:val="auto"/>
+          <w:sz w:val="28"/>
+          <w:szCs w:val="28"/>
+          <w:lang w:val="ru-RU"/>
+        </w:rPr>
+        <w:t>Описание критериев качества тестируемой документации</w:t>
+      </w:r>
+    </w:p>
+    <w:p>
+      <w:pPr>
+        <w:spacing w:line="276" w:lineRule="auto"/>
+        <w:ind w:firstLine="708"/>
+        <w:jc w:val="both"/>
+        <w:rPr>
+          <w:rFonts w:ascii="Times New Roman" w:hAnsi="Times New Roman" w:cs="Times New Roman"/>
+          <w:sz w:val="28"/>
+          <w:szCs w:val="28"/>
+          <w:shd w:val="clear" w:color="auto" w:fill="FFFFFF"/>
+        </w:rPr>
+      </w:pPr>
+      <w:r>
+        <w:rPr>
+          <w:rFonts w:ascii="Times New Roman" w:hAnsi="Times New Roman" w:cs="Times New Roman"/>
+          <w:sz w:val="28"/>
+          <w:szCs w:val="28"/>
+          <w:shd w:val="clear" w:color="auto" w:fill="FFFFFF"/>
+        </w:rPr>
+        <w:t>Произведем оценку программного обеспечения по характеристикам качества</w:t>
+      </w:r>
+      <w:r>
+        <w:rPr>
+          <w:rFonts w:ascii="Times New Roman" w:hAnsi="Times New Roman" w:cs="Times New Roman"/>
+          <w:sz w:val="28"/>
+          <w:szCs w:val="28"/>
+          <w:shd w:val="clear" w:color="auto" w:fill="FFFFFF"/>
+        </w:rPr>
+        <w:t xml:space="preserve"> в рамках установленных потребностей</w:t>
+      </w:r>
+      <w:r>
+        <w:rPr>
+          <w:rFonts w:ascii="Times New Roman" w:hAnsi="Times New Roman" w:cs="Times New Roman"/>
+          <w:sz w:val="28"/>
+          <w:szCs w:val="28"/>
+          <w:shd w:val="clear" w:color="auto" w:fill="FFFFFF"/>
+        </w:rPr>
+        <w:t>:</w:t>
+      </w:r>
+    </w:p>
+    <w:p>
+      <w:pPr>
+        <w:pStyle w:val="a3"/>
+        <w:numPr>
+          <w:ilvl w:val="0"/>
+          <w:numId w:val="3"/>
+        </w:numPr>
+        <w:spacing w:line="276" w:lineRule="auto"/>
+        <w:jc w:val="both"/>
+        <w:rPr>
+          <w:rFonts w:ascii="Times New Roman" w:hAnsi="Times New Roman" w:cs="Times New Roman"/>
+          <w:sz w:val="28"/>
+          <w:szCs w:val="28"/>
+          <w:shd w:val="clear" w:color="auto" w:fill="FFFFFF"/>
+        </w:rPr>
+      </w:pPr>
+      <w:r>
+        <w:rPr>
+          <w:rFonts w:ascii="Times New Roman" w:hAnsi="Times New Roman" w:cs="Times New Roman"/>
+          <w:sz w:val="28"/>
+          <w:szCs w:val="28"/>
+          <w:shd w:val="clear" w:color="auto" w:fill="FFFFFF"/>
+        </w:rPr>
+        <w:t>Функциональные возможности:</w:t>
+      </w:r>
+    </w:p>
+    <w:p>
+      <w:pPr>
+        <w:pStyle w:val="a3"/>
+        <w:numPr>
+          <w:ilvl w:val="0"/>
+          <w:numId w:val="6"/>
+        </w:numPr>
+        <w:spacing w:line="276" w:lineRule="auto"/>
+        <w:jc w:val="both"/>
+        <w:rPr>
+          <w:rFonts w:ascii="Times New Roman" w:hAnsi="Times New Roman" w:cs="Times New Roman"/>
+          <w:sz w:val="28"/>
+          <w:szCs w:val="28"/>
+        </w:rPr>
+      </w:pPr>
+      <w:r>
+        <w:rPr>
+          <w:rFonts w:ascii="Times New Roman" w:hAnsi="Times New Roman" w:cs="Times New Roman"/>
+          <w:sz w:val="28"/>
+          <w:szCs w:val="28"/>
+        </w:rPr>
+        <w:t>Пользователь может записать голос и перевести его в текст;</w:t>
+      </w:r>
+    </w:p>
+    <w:p>
+      <w:pPr>
+        <w:pStyle w:val="a3"/>
+        <w:numPr>
+          <w:ilvl w:val="0"/>
+          <w:numId w:val="6"/>
+        </w:numPr>
+        <w:spacing w:line="276" w:lineRule="auto"/>
+        <w:jc w:val="both"/>
+        <w:rPr>
+          <w:rFonts w:ascii="Times New Roman" w:hAnsi="Times New Roman" w:cs="Times New Roman"/>
+          <w:sz w:val="28"/>
+          <w:szCs w:val="28"/>
+          <w:shd w:val="clear" w:color="auto" w:fill="FFFFFF"/>
+        </w:rPr>
+      </w:pPr>
+      <w:r>
+        <w:rPr>
+          <w:rFonts w:ascii="Times New Roman" w:hAnsi="Times New Roman" w:cs="Times New Roman"/>
+          <w:sz w:val="28"/>
+          <w:szCs w:val="28"/>
+        </w:rPr>
+        <w:t>Пользователь может завершить работу программы голосовой командой.</w:t>
+      </w:r>
+    </w:p>
+    <w:p>
+      <w:pPr>
+        <w:pStyle w:val="a3"/>
+        <w:numPr>
+          <w:ilvl w:val="0"/>
+          <w:numId w:val="3"/>
+        </w:numPr>
+        <w:spacing w:line="276" w:lineRule="auto"/>
+        <w:jc w:val="both"/>
+        <w:rPr>
+          <w:rFonts w:ascii="Times New Roman" w:hAnsi="Times New Roman" w:cs="Times New Roman"/>
+          <w:sz w:val="28"/>
+          <w:szCs w:val="28"/>
+          <w:shd w:val="clear" w:color="auto" w:fill="FFFFFF"/>
+        </w:rPr>
+      </w:pPr>
+      <w:r>
+        <w:rPr>
+          <w:rFonts w:ascii="Times New Roman" w:hAnsi="Times New Roman" w:cs="Times New Roman"/>
+          <w:sz w:val="28"/>
+          <w:szCs w:val="28"/>
+        </w:rPr>
+        <w:t>Удобство использования</w:t>
+      </w:r>
+      <w:r>
+        <w:rPr>
+          <w:rFonts w:ascii="Times New Roman" w:hAnsi="Times New Roman" w:cs="Times New Roman"/>
+          <w:sz w:val="28"/>
+          <w:szCs w:val="28"/>
+          <w:lang w:val="en-US"/>
+        </w:rPr>
+        <w:t>:</w:t>
+      </w:r>
+    </w:p>
+    <w:p>
+      <w:pPr>
+        <w:pStyle w:val="a3"/>
+        <w:numPr>
+          <w:ilvl w:val="1"/>
+          <w:numId w:val="3"/>
+        </w:numPr>
+        <w:spacing w:line="276" w:lineRule="auto"/>
+        <w:jc w:val="both"/>
+        <w:rPr>
+          <w:rFonts w:ascii="Times New Roman" w:hAnsi="Times New Roman" w:cs="Times New Roman"/>
+          <w:sz w:val="28"/>
+          <w:szCs w:val="28"/>
+          <w:shd w:val="clear" w:color="auto" w:fill="FFFFFF"/>
+        </w:rPr>
+      </w:pPr>
+      <w:r>
+        <w:rPr>
+          <w:rFonts w:ascii="Times New Roman" w:hAnsi="Times New Roman" w:cs="Times New Roman"/>
+          <w:sz w:val="28"/>
+          <w:szCs w:val="28"/>
+          <w:shd w:val="clear" w:color="auto" w:fill="FFFFFF"/>
+        </w:rPr>
+        <w:t>Интерфейс программы должен быть минимально достаточным для выполнения задачи;</w:t>
+      </w:r>
+    </w:p>
+    <w:p>
+      <w:pPr>
+        <w:pStyle w:val="a3"/>
+        <w:numPr>
+          <w:ilvl w:val="1"/>
+          <w:numId w:val="3"/>
+        </w:numPr>
+        <w:spacing w:line="276" w:lineRule="auto"/>
+        <w:jc w:val="both"/>
+        <w:rPr>
+          <w:rFonts w:ascii="Times New Roman" w:hAnsi="Times New Roman" w:cs="Times New Roman"/>
+          <w:sz w:val="28"/>
+          <w:szCs w:val="28"/>
+          <w:shd w:val="clear" w:color="auto" w:fill="FFFFFF"/>
+        </w:rPr>
+      </w:pPr>
+      <w:r>
+        <w:rPr>
+          <w:rFonts w:ascii="Times New Roman" w:hAnsi="Times New Roman" w:cs="Times New Roman"/>
+          <w:sz w:val="28"/>
+          <w:szCs w:val="28"/>
+          <w:shd w:val="clear" w:color="auto" w:fill="FFFFFF"/>
+        </w:rPr>
+        <w:t>Запустить программу можно в терминале, где будет виден вывод данных.</w:t>
+      </w:r>
+    </w:p>
+    <w:p>
+      <w:pPr>
+        <w:pStyle w:val="a3"/>
+        <w:numPr>
+          <w:ilvl w:val="0"/>
+          <w:numId w:val="3"/>
+        </w:numPr>
+        <w:spacing w:line="276" w:lineRule="auto"/>
+        <w:jc w:val="both"/>
+        <w:rPr>
+          <w:rFonts w:ascii="Times New Roman" w:hAnsi="Times New Roman" w:cs="Times New Roman"/>
+          <w:sz w:val="28"/>
+          <w:szCs w:val="28"/>
+          <w:shd w:val="clear" w:color="auto" w:fill="FFFFFF"/>
+        </w:rPr>
+      </w:pPr>
+      <w:r>
+        <w:rPr>
+          <w:rFonts w:ascii="Times New Roman" w:hAnsi="Times New Roman" w:cs="Times New Roman"/>
+          <w:sz w:val="28"/>
+          <w:szCs w:val="28"/>
+          <w:shd w:val="clear" w:color="auto" w:fill="FFFFFF"/>
+        </w:rPr>
+        <w:t>Надежность</w:t>
+      </w:r>
+      <w:r>
+        <w:rPr>
+          <w:rFonts w:ascii="Times New Roman" w:hAnsi="Times New Roman" w:cs="Times New Roman"/>
+          <w:sz w:val="28"/>
+          <w:szCs w:val="28"/>
+          <w:shd w:val="clear" w:color="auto" w:fill="FFFFFF"/>
+          <w:lang w:val="en-US"/>
+        </w:rPr>
+        <w:t>:</w:t>
+      </w:r>
+    </w:p>
+    <w:p>
+      <w:pPr>
+        <w:pStyle w:val="a3"/>
+        <w:numPr>
+          <w:ilvl w:val="1"/>
+          <w:numId w:val="3"/>
+        </w:numPr>
+        <w:spacing w:line="276" w:lineRule="auto"/>
+        <w:jc w:val="both"/>
+        <w:rPr>
+          <w:rFonts w:ascii="Times New Roman" w:hAnsi="Times New Roman" w:cs="Times New Roman"/>
+          <w:sz w:val="28"/>
+          <w:szCs w:val="28"/>
+          <w:shd w:val="clear" w:color="auto" w:fill="FFFFFF"/>
+        </w:rPr>
+      </w:pPr>
+      <w:r>
+        <w:rPr>
+          <w:rFonts w:ascii="Times New Roman" w:hAnsi="Times New Roman" w:cs="Times New Roman"/>
+          <w:sz w:val="28"/>
+          <w:szCs w:val="28"/>
+          <w:shd w:val="clear" w:color="auto" w:fill="FFFFFF"/>
+        </w:rPr>
+        <w:t>Доступ к программе круглосуточный и не зависит от интернета;</w:t>
+      </w:r>
+    </w:p>
+    <w:p>
+      <w:pPr>
+        <w:pStyle w:val="a3"/>
+        <w:numPr>
+          <w:ilvl w:val="1"/>
+          <w:numId w:val="3"/>
+        </w:numPr>
+        <w:spacing w:line="276" w:lineRule="auto"/>
+        <w:jc w:val="both"/>
+        <w:rPr>
+          <w:rFonts w:ascii="Times New Roman" w:hAnsi="Times New Roman" w:cs="Times New Roman"/>
+          <w:sz w:val="28"/>
+          <w:szCs w:val="28"/>
+          <w:shd w:val="clear" w:color="auto" w:fill="FFFFFF"/>
+        </w:rPr>
+      </w:pPr>
+      <w:r>
+        <w:rPr>
+          <w:rFonts w:ascii="Times New Roman" w:hAnsi="Times New Roman" w:cs="Times New Roman"/>
+          <w:sz w:val="28"/>
+          <w:szCs w:val="28"/>
+          <w:shd w:val="clear" w:color="auto" w:fill="FFFFFF"/>
+        </w:rPr>
+        <w:t>Данная программа основана на модуле “vosk” с открытым кодом;</w:t>
+      </w:r>
+    </w:p>
+    <w:p>
+      <w:pPr>
+        <w:pStyle w:val="a3"/>
+        <w:numPr>
+          <w:ilvl w:val="0"/>
+          <w:numId w:val="3"/>
+        </w:numPr>
+        <w:spacing w:line="276" w:lineRule="auto"/>
+        <w:jc w:val="both"/>
+        <w:rPr>
+          <w:rFonts w:ascii="Times New Roman" w:hAnsi="Times New Roman" w:cs="Times New Roman"/>
+          <w:sz w:val="28"/>
+          <w:szCs w:val="28"/>
+          <w:shd w:val="clear" w:color="auto" w:fill="FFFFFF"/>
+        </w:rPr>
+      </w:pPr>
+      <w:r>
+        <w:rPr>
+          <w:rFonts w:ascii="Times New Roman" w:hAnsi="Times New Roman" w:cs="Times New Roman"/>
+          <w:sz w:val="28"/>
+          <w:szCs w:val="28"/>
+        </w:rPr>
+        <w:t>Производительность</w:t>
+      </w:r>
+      <w:r>
+        <w:rPr>
+          <w:rFonts w:ascii="Times New Roman" w:hAnsi="Times New Roman" w:cs="Times New Roman"/>
+          <w:sz w:val="28"/>
+          <w:szCs w:val="28"/>
+          <w:lang w:val="en-US"/>
+        </w:rPr>
+        <w:t>:</w:t>
+      </w:r>
+    </w:p>
+    <w:p>
+      <w:pPr>
+        <w:pStyle w:val="a3"/>
+        <w:numPr>
+          <w:ilvl w:val="1"/>
+          <w:numId w:val="3"/>
+        </w:numPr>
+        <w:spacing w:line="276" w:lineRule="auto"/>
+        <w:jc w:val="both"/>
+        <w:rPr>
+          <w:rFonts w:ascii="Times New Roman" w:hAnsi="Times New Roman" w:cs="Times New Roman"/>
+          <w:sz w:val="28"/>
+          <w:szCs w:val="28"/>
+          <w:shd w:val="clear" w:color="auto" w:fill="FFFFFF"/>
+        </w:rPr>
+      </w:pPr>
+      <w:r>
+        <w:rPr>
+          <w:rFonts w:ascii="Times New Roman" w:hAnsi="Times New Roman" w:cs="Times New Roman"/>
+          <w:sz w:val="28"/>
+          <w:szCs w:val="28"/>
+        </w:rPr>
+        <w:t xml:space="preserve">Приложение должно получать голосовые данные в режиме реального времени; </w:t>
+      </w:r>
+    </w:p>
+    <w:p>
+      <w:pPr>
+        <w:pStyle w:val="a3"/>
+        <w:numPr>
+          <w:ilvl w:val="1"/>
+          <w:numId w:val="3"/>
+        </w:numPr>
+        <w:spacing w:line="276" w:lineRule="auto"/>
+        <w:jc w:val="both"/>
+        <w:rPr>
+          <w:rFonts w:ascii="Times New Roman" w:hAnsi="Times New Roman" w:cs="Times New Roman"/>
+          <w:sz w:val="28"/>
+          <w:szCs w:val="28"/>
+          <w:shd w:val="clear" w:color="auto" w:fill="FFFFFF"/>
+        </w:rPr>
+      </w:pPr>
+      <w:r>
+        <w:rPr>
+          <w:rFonts w:ascii="Times New Roman" w:hAnsi="Times New Roman" w:cs="Times New Roman"/>
+          <w:sz w:val="28"/>
+          <w:szCs w:val="28"/>
+        </w:rPr>
+        <w:t>В программе должен быть модуль русского языка по умолчанию;</w:t>
+      </w:r>
+    </w:p>
+    <w:p>
+      <w:pPr>
+        <w:pStyle w:val="a3"/>
+        <w:numPr>
+          <w:ilvl w:val="1"/>
+          <w:numId w:val="3"/>
+        </w:numPr>
+        <w:spacing w:line="276" w:lineRule="auto"/>
+        <w:jc w:val="both"/>
+        <w:rPr>
+          <w:rFonts w:ascii="Times New Roman" w:hAnsi="Times New Roman" w:cs="Times New Roman"/>
+          <w:sz w:val="28"/>
+          <w:szCs w:val="28"/>
+        </w:rPr>
+      </w:pPr>
+      <w:r>
+        <w:rPr>
+          <w:rFonts w:ascii="Times New Roman" w:hAnsi="Times New Roman" w:cs="Times New Roman"/>
+          <w:sz w:val="28"/>
+          <w:szCs w:val="28"/>
+        </w:rPr>
+        <w:t xml:space="preserve">Программа должна распознавать данные менее 5 секунд; </w:t>
+      </w:r>
+    </w:p>
+    <w:p>
+      <w:pPr>
+        <w:pStyle w:val="a3"/>
+        <w:numPr>
+          <w:ilvl w:val="1"/>
+          <w:numId w:val="3"/>
+        </w:numPr>
+        <w:spacing w:line="276" w:lineRule="auto"/>
+        <w:jc w:val="both"/>
+        <w:rPr>
+          <w:rFonts w:ascii="Times New Roman" w:hAnsi="Times New Roman" w:cs="Times New Roman"/>
+          <w:sz w:val="28"/>
+          <w:szCs w:val="28"/>
+          <w:shd w:val="clear" w:color="auto" w:fill="FFFFFF"/>
+        </w:rPr>
+      </w:pPr>
+      <w:r>
+        <w:rPr>
+          <w:rFonts w:ascii="Times New Roman" w:hAnsi="Times New Roman" w:cs="Times New Roman"/>
+          <w:sz w:val="28"/>
+          <w:szCs w:val="28"/>
+        </w:rPr>
+        <w:t>Программа должна потреблять не более 1500МБ;</w:t>
+      </w:r>
+    </w:p>
+    <w:p>
+      <w:pPr>
+        <w:pStyle w:val="a3"/>
+        <w:numPr>
+          <w:ilvl w:val="1"/>
+          <w:numId w:val="3"/>
+        </w:numPr>
+        <w:spacing w:line="276" w:lineRule="auto"/>
+        <w:jc w:val="both"/>
+        <w:rPr>
+          <w:rFonts w:ascii="Times New Roman" w:hAnsi="Times New Roman" w:cs="Times New Roman"/>
+          <w:sz w:val="28"/>
+          <w:szCs w:val="28"/>
+          <w:shd w:val="clear" w:color="auto" w:fill="FFFFFF"/>
+        </w:rPr>
+      </w:pPr>
+      <w:r>
+        <w:rPr>
+          <w:rFonts w:ascii="Times New Roman" w:hAnsi="Times New Roman" w:cs="Times New Roman"/>
+          <w:sz w:val="28"/>
+          <w:szCs w:val="28"/>
+        </w:rPr>
+        <w:t>Программа должно потреблять не более 10% номинальной мощности процессора.</w:t>
+      </w:r>
+    </w:p>
+    <w:p>
+      <w:pPr>
+        <w:pStyle w:val="a3"/>
+        <w:numPr>
+          <w:ilvl w:val="0"/>
+          <w:numId w:val="3"/>
+        </w:numPr>
+        <w:spacing w:line="276" w:lineRule="auto"/>
+        <w:jc w:val="both"/>
+        <w:rPr>
+          <w:rFonts w:ascii="Times New Roman" w:hAnsi="Times New Roman" w:cs="Times New Roman"/>
+          <w:sz w:val="28"/>
+          <w:szCs w:val="28"/>
+          <w:shd w:val="clear" w:color="auto" w:fill="FFFFFF"/>
+        </w:rPr>
+      </w:pPr>
+      <w:r>
+        <w:rPr>
+          <w:rFonts w:ascii="Times New Roman" w:hAnsi="Times New Roman" w:cs="Times New Roman"/>
+          <w:sz w:val="28"/>
+          <w:szCs w:val="28"/>
+        </w:rPr>
+        <w:t>Поддержка</w:t>
+      </w:r>
+      <w:r>
+        <w:rPr>
+          <w:rFonts w:ascii="Times New Roman" w:hAnsi="Times New Roman" w:cs="Times New Roman"/>
+          <w:sz w:val="28"/>
+          <w:szCs w:val="28"/>
+          <w:lang w:val="en-US"/>
+        </w:rPr>
+        <w:t>:</w:t>
+      </w:r>
+    </w:p>
+    <w:p>
+      <w:pPr>
+        <w:pStyle w:val="a3"/>
+        <w:numPr>
+          <w:ilvl w:val="1"/>
+          <w:numId w:val="3"/>
+        </w:numPr>
+        <w:spacing w:line="276" w:lineRule="auto"/>
+        <w:jc w:val="both"/>
+        <w:rPr>
+          <w:rFonts w:ascii="Times New Roman" w:hAnsi="Times New Roman" w:cs="Times New Roman"/>
+          <w:sz w:val="28"/>
+          <w:szCs w:val="28"/>
+          <w:shd w:val="clear" w:color="auto" w:fill="FFFFFF"/>
+        </w:rPr>
+      </w:pPr>
+      <w:r>
+        <w:rPr>
+          <w:rFonts w:ascii="Times New Roman" w:hAnsi="Times New Roman" w:cs="Times New Roman"/>
+          <w:sz w:val="28"/>
+          <w:szCs w:val="28"/>
+        </w:rPr>
+        <w:lastRenderedPageBreak/>
+        <w:t>Программа поддерживается на всех платформах, кроме платформ с архитектурой ARMv6, Windows ARM64;</w:t>
+      </w:r>
+    </w:p>
+    <w:p>
+      <w:pPr>
+        <w:pStyle w:val="a3"/>
+        <w:numPr>
+          <w:ilvl w:val="1"/>
+          <w:numId w:val="3"/>
+        </w:numPr>
+        <w:spacing w:line="276" w:lineRule="auto"/>
+        <w:jc w:val="both"/>
+        <w:rPr>
+          <w:rFonts w:ascii="Times New Roman" w:hAnsi="Times New Roman" w:cs="Times New Roman"/>
+          <w:sz w:val="28"/>
+          <w:szCs w:val="28"/>
+          <w:shd w:val="clear" w:color="auto" w:fill="FFFFFF"/>
+        </w:rPr>
+      </w:pPr>
+      <w:r>
+        <w:rPr>
+          <w:rFonts w:ascii="Times New Roman" w:hAnsi="Times New Roman" w:cs="Times New Roman"/>
+          <w:sz w:val="28"/>
+          <w:szCs w:val="28"/>
+        </w:rPr>
+        <w:t>Версия Python 3.8 и выше;</w:t>
+      </w:r>
+    </w:p>
+    <w:p>
+      <w:pPr>
+        <w:pStyle w:val="a3"/>
+        <w:numPr>
+          <w:ilvl w:val="1"/>
+          <w:numId w:val="3"/>
+        </w:numPr>
+        <w:spacing w:line="276" w:lineRule="auto"/>
+        <w:jc w:val="both"/>
+        <w:rPr>
+          <w:rFonts w:ascii="Times New Roman" w:hAnsi="Times New Roman" w:cs="Times New Roman"/>
+          <w:sz w:val="28"/>
+          <w:szCs w:val="28"/>
+          <w:shd w:val="clear" w:color="auto" w:fill="FFFFFF"/>
+        </w:rPr>
+      </w:pPr>
+      <w:r>
+        <w:rPr>
+          <w:rFonts w:ascii="Times New Roman" w:hAnsi="Times New Roman" w:cs="Times New Roman"/>
+          <w:sz w:val="28"/>
+          <w:szCs w:val="28"/>
+        </w:rPr>
+        <w:t>Языки и диалекты доступные к установке для работы с программой : английский, индийский английский, немецкий, французский, испанский, португальский, китайский, русский, турецкий, вьетнамский, итальянский, голландский, каталонский, арабский, греческий, фарси, филиппинский, украинский, казахский, шведский, японский, Эсперанто, хинди, чешский, польский.</w:t>
+      </w:r>
+    </w:p>
+    <w:p>
+      <w:pPr>
+        <w:spacing w:line="276" w:lineRule="auto"/>
+        <w:jc w:val="both"/>
+        <w:rPr>
+          <w:rFonts w:ascii="Times New Roman" w:hAnsi="Times New Roman" w:cs="Times New Roman"/>
+          <w:sz w:val="28"/>
+          <w:szCs w:val="28"/>
+          <w:shd w:val="clear" w:color="auto" w:fill="FFFFFF"/>
+        </w:rPr>
+      </w:pPr>
+      <w:r>
+        <w:rPr>
+          <w:rFonts w:ascii="Times New Roman" w:hAnsi="Times New Roman" w:cs="Times New Roman"/>
+          <w:sz w:val="28"/>
+          <w:szCs w:val="28"/>
+        </w:rPr>
+        <w:t>Критерием качества оценки результата разработки программы является реализация следующей задачи:</w:t>
+      </w:r>
+    </w:p>
+    <w:p>
+      <w:pPr>
+        <w:pStyle w:val="a3"/>
+        <w:numPr>
+          <w:ilvl w:val="0"/>
+          <w:numId w:val="11"/>
+        </w:numPr>
+        <w:spacing w:line="276" w:lineRule="auto"/>
+        <w:jc w:val="both"/>
+        <w:rPr>
+          <w:rFonts w:ascii="Times New Roman" w:hAnsi="Times New Roman" w:cs="Times New Roman"/>
+          <w:sz w:val="28"/>
+          <w:szCs w:val="28"/>
+        </w:rPr>
+      </w:pPr>
+      <w:r>
+        <w:rPr>
+          <w:rFonts w:ascii="Times New Roman" w:hAnsi="Times New Roman" w:cs="Times New Roman"/>
+          <w:sz w:val="28"/>
+          <w:szCs w:val="28"/>
+        </w:rPr>
+        <w:t>Верное распознавание слов.</w:t>
+      </w:r>
+    </w:p>
+    <w:p>
+      <w:pPr>
+        <w:spacing w:line="276" w:lineRule="auto"/>
+        <w:ind w:firstLine="708"/>
+        <w:jc w:val="both"/>
+        <w:rPr>
+          <w:rFonts w:ascii="Times New Roman" w:hAnsi="Times New Roman" w:cs="Times New Roman"/>
+          <w:sz w:val="28"/>
+          <w:szCs w:val="28"/>
+          <w:shd w:val="clear" w:color="auto" w:fill="FFFFFF"/>
+        </w:rPr>
+      </w:pPr>
+      <w:r>
+        <w:rPr>
+          <w:rFonts w:ascii="Times New Roman" w:hAnsi="Times New Roman" w:cs="Times New Roman"/>
+          <w:sz w:val="28"/>
+          <w:szCs w:val="28"/>
+          <w:shd w:val="clear" w:color="auto" w:fill="FFFFFF"/>
+        </w:rPr>
+        <w:t>Оценка документации производится по следующим критериям:</w:t>
+      </w:r>
+    </w:p>
+    <w:p>
+      <w:pPr>
+        <w:pStyle w:val="a3"/>
+        <w:numPr>
+          <w:ilvl w:val="0"/>
+          <w:numId w:val="15"/>
+        </w:numPr>
+        <w:spacing w:line="276" w:lineRule="auto"/>
+        <w:jc w:val="both"/>
+        <w:rPr>
+          <w:rFonts w:ascii="Times New Roman" w:hAnsi="Times New Roman" w:cs="Times New Roman"/>
+          <w:sz w:val="28"/>
+          <w:szCs w:val="28"/>
+          <w:shd w:val="clear" w:color="auto" w:fill="FFFFFF"/>
+        </w:rPr>
+      </w:pPr>
+      <w:r>
+        <w:rPr>
+          <w:rFonts w:ascii="Times New Roman" w:hAnsi="Times New Roman" w:cs="Times New Roman"/>
+          <w:sz w:val="28"/>
+          <w:szCs w:val="28"/>
+          <w:shd w:val="clear" w:color="auto" w:fill="FFFFFF"/>
+        </w:rPr>
+        <w:t>Полнота: Каждый элемент функциональности представлен в требуемом объеме.</w:t>
+      </w:r>
+    </w:p>
+    <w:p>
+      <w:pPr>
+        <w:pStyle w:val="a3"/>
+        <w:numPr>
+          <w:ilvl w:val="0"/>
+          <w:numId w:val="15"/>
+        </w:numPr>
+        <w:spacing w:line="276" w:lineRule="auto"/>
+        <w:jc w:val="both"/>
+        <w:rPr>
+          <w:rFonts w:ascii="Times New Roman" w:hAnsi="Times New Roman" w:cs="Times New Roman"/>
+          <w:sz w:val="28"/>
+          <w:szCs w:val="28"/>
+          <w:shd w:val="clear" w:color="auto" w:fill="FFFFFF"/>
+        </w:rPr>
+      </w:pPr>
+      <w:r>
+        <w:rPr>
+          <w:rFonts w:ascii="Times New Roman" w:hAnsi="Times New Roman" w:cs="Times New Roman"/>
+          <w:sz w:val="28"/>
+          <w:szCs w:val="28"/>
+          <w:shd w:val="clear" w:color="auto" w:fill="FFFFFF"/>
+        </w:rPr>
+        <w:t>Однозначность: Интерпретация документации одинакова для всех участников проекта.</w:t>
+      </w:r>
+    </w:p>
+    <w:p>
+      <w:pPr>
+        <w:pStyle w:val="a3"/>
+        <w:numPr>
+          <w:ilvl w:val="0"/>
+          <w:numId w:val="15"/>
+        </w:numPr>
+        <w:spacing w:line="276" w:lineRule="auto"/>
+        <w:jc w:val="both"/>
+        <w:rPr>
+          <w:rFonts w:ascii="Times New Roman" w:hAnsi="Times New Roman" w:cs="Times New Roman"/>
+          <w:sz w:val="28"/>
+          <w:szCs w:val="28"/>
+          <w:shd w:val="clear" w:color="auto" w:fill="FFFFFF"/>
+        </w:rPr>
+      </w:pPr>
+      <w:r>
+        <w:rPr>
+          <w:rFonts w:ascii="Times New Roman" w:hAnsi="Times New Roman" w:cs="Times New Roman"/>
+          <w:sz w:val="28"/>
+          <w:szCs w:val="28"/>
+          <w:shd w:val="clear" w:color="auto" w:fill="FFFFFF"/>
+        </w:rPr>
+        <w:t>Непротиворечивость: Отсутствие конфликтных требований и соответствие требований в разных разделах документа.</w:t>
+      </w:r>
+    </w:p>
+    <w:p>
+      <w:pPr>
+        <w:pStyle w:val="a3"/>
+        <w:numPr>
+          <w:ilvl w:val="0"/>
+          <w:numId w:val="15"/>
+        </w:numPr>
+        <w:spacing w:line="276" w:lineRule="auto"/>
+        <w:jc w:val="both"/>
+        <w:rPr>
+          <w:rFonts w:ascii="Times New Roman" w:hAnsi="Times New Roman" w:cs="Times New Roman"/>
+          <w:sz w:val="28"/>
+          <w:szCs w:val="28"/>
+          <w:shd w:val="clear" w:color="auto" w:fill="FFFFFF"/>
+        </w:rPr>
+      </w:pPr>
+      <w:r>
+        <w:rPr>
+          <w:rFonts w:ascii="Times New Roman" w:hAnsi="Times New Roman" w:cs="Times New Roman"/>
+          <w:sz w:val="28"/>
+          <w:szCs w:val="28"/>
+          <w:shd w:val="clear" w:color="auto" w:fill="FFFFFF"/>
+        </w:rPr>
+        <w:t>Актуальность: Соответствие документации и реального программного продукта.</w:t>
+      </w:r>
+    </w:p>
+    <w:p>
+      <w:pPr>
+        <w:pStyle w:val="a3"/>
+        <w:numPr>
+          <w:ilvl w:val="0"/>
+          <w:numId w:val="15"/>
+        </w:numPr>
+        <w:spacing w:line="276" w:lineRule="auto"/>
+        <w:jc w:val="both"/>
+        <w:rPr>
+          <w:rFonts w:ascii="Times New Roman" w:hAnsi="Times New Roman" w:cs="Times New Roman"/>
+          <w:sz w:val="28"/>
+          <w:szCs w:val="28"/>
+          <w:shd w:val="clear" w:color="auto" w:fill="FFFFFF"/>
+        </w:rPr>
+      </w:pPr>
+      <w:r>
+        <w:rPr>
+          <w:rFonts w:ascii="Times New Roman" w:hAnsi="Times New Roman" w:cs="Times New Roman"/>
+          <w:sz w:val="28"/>
+          <w:szCs w:val="28"/>
+          <w:shd w:val="clear" w:color="auto" w:fill="FFFFFF"/>
+        </w:rPr>
+        <w:t>Структурированность: Удобство поиска информации в документации.</w:t>
+      </w:r>
+    </w:p>
+    <w:p>
+      <w:pPr>
+        <w:pStyle w:val="a3"/>
+        <w:numPr>
+          <w:ilvl w:val="0"/>
+          <w:numId w:val="15"/>
+        </w:numPr>
+        <w:spacing w:line="276" w:lineRule="auto"/>
+        <w:jc w:val="both"/>
+        <w:rPr>
+          <w:rFonts w:ascii="Times New Roman" w:hAnsi="Times New Roman" w:cs="Times New Roman"/>
+          <w:sz w:val="28"/>
+          <w:szCs w:val="28"/>
+          <w:shd w:val="clear" w:color="auto" w:fill="FFFFFF"/>
+        </w:rPr>
+      </w:pPr>
+      <w:r>
+        <w:rPr>
+          <w:rFonts w:ascii="Times New Roman" w:hAnsi="Times New Roman" w:cs="Times New Roman"/>
+          <w:sz w:val="28"/>
+          <w:szCs w:val="28"/>
+          <w:shd w:val="clear" w:color="auto" w:fill="FFFFFF"/>
+        </w:rPr>
+        <w:t>Тестируемость: Возможность проверки описанной функциональности на финальном этапе разработки.</w:t>
+      </w:r>
+    </w:p>
+    <w:p>
+      <w:pPr>
+        <w:spacing w:line="276" w:lineRule="auto"/>
+        <w:ind w:firstLine="708"/>
+        <w:jc w:val="both"/>
+        <w:rPr>
+          <w:rFonts w:ascii="Times New Roman" w:hAnsi="Times New Roman" w:cs="Times New Roman"/>
+          <w:sz w:val="28"/>
+          <w:szCs w:val="28"/>
+        </w:rPr>
+      </w:pPr>
+      <w:r>
+        <w:rPr>
+          <w:rFonts w:ascii="Times New Roman" w:hAnsi="Times New Roman" w:cs="Times New Roman"/>
+          <w:sz w:val="28"/>
+          <w:szCs w:val="28"/>
+        </w:rPr>
+        <w:t>Однако степень уверенности и удобности для пользования программным средством пользователем без специальных знаний представляется затруднительным, поэтому оценка удобства при использовании можно считать удовлетворительной.</w:t>
+      </w:r>
+    </w:p>
+    <w:p>
+      <w:pPr>
+        <w:pStyle w:val="1"/>
+        <w:spacing w:line="276" w:lineRule="auto"/>
+        <w:jc w:val="center"/>
+        <w:rPr>
+          <w:rFonts w:ascii="Times New Roman" w:hAnsi="Times New Roman" w:cs="Times New Roman"/>
+          <w:b/>
+          <w:bCs/>
+          <w:color w:val="auto"/>
+          <w:sz w:val="28"/>
+          <w:szCs w:val="28"/>
+          <w:shd w:val="clear" w:color="auto" w:fill="FFFFFF"/>
+          <w:lang w:val="ru-RU"/>
+        </w:rPr>
+      </w:pPr>
+      <w:r>
+        <w:rPr>
+          <w:rFonts w:ascii="Times New Roman" w:hAnsi="Times New Roman" w:cs="Times New Roman"/>
+          <w:b/>
+          <w:bCs/>
+          <w:color w:val="auto"/>
+          <w:sz w:val="28"/>
+          <w:szCs w:val="28"/>
+          <w:lang w:val="ru-RU"/>
+        </w:rPr>
+        <w:t>Описание и обоснование метода тестирования документации</w:t>
+      </w:r>
+    </w:p>
+    <w:p>
+      <w:pPr>
+        <w:spacing w:line="276" w:lineRule="auto"/>
+        <w:jc w:val="both"/>
+        <w:rPr>
+          <w:rFonts w:ascii="Times New Roman" w:hAnsi="Times New Roman" w:cs="Times New Roman"/>
+          <w:sz w:val="28"/>
+          <w:szCs w:val="28"/>
+        </w:rPr>
+      </w:pPr>
+      <w:r>
+        <w:rPr>
+          <w:rFonts w:ascii="Times New Roman" w:hAnsi="Times New Roman" w:cs="Times New Roman"/>
+          <w:sz w:val="28"/>
+          <w:szCs w:val="28"/>
+          <w:shd w:val="clear" w:color="auto" w:fill="FFFFFF"/>
+        </w:rPr>
+        <w:t xml:space="preserve"> </w:t>
+      </w:r>
+      <w:r>
+        <w:rPr>
+          <w:rFonts w:ascii="Times New Roman" w:hAnsi="Times New Roman" w:cs="Times New Roman"/>
+          <w:sz w:val="28"/>
+          <w:szCs w:val="28"/>
+          <w:shd w:val="clear" w:color="auto" w:fill="FFFFFF"/>
+        </w:rPr>
+        <w:tab/>
+      </w:r>
+      <w:r>
+        <w:rPr>
+          <w:rFonts w:ascii="Times New Roman" w:hAnsi="Times New Roman" w:cs="Times New Roman"/>
+          <w:sz w:val="28"/>
+          <w:szCs w:val="28"/>
+        </w:rPr>
+        <w:t>Тестирование документации производится методом рецензирования документации.</w:t>
+      </w:r>
+    </w:p>
+    <w:p>
+      <w:pPr>
+        <w:spacing w:line="276" w:lineRule="auto"/>
+        <w:ind w:firstLine="708"/>
+        <w:jc w:val="both"/>
+        <w:rPr>
+          <w:rFonts w:ascii="Times New Roman" w:hAnsi="Times New Roman" w:cs="Times New Roman"/>
+          <w:sz w:val="28"/>
+          <w:szCs w:val="28"/>
+          <w:shd w:val="clear" w:color="auto" w:fill="FFFFFF"/>
+        </w:rPr>
+      </w:pPr>
+    </w:p>
+    <w:p>
+      <w:pPr>
+        <w:spacing w:line="276" w:lineRule="auto"/>
+        <w:ind w:firstLine="708"/>
+        <w:jc w:val="both"/>
+        <w:rPr>
+          <w:rFonts w:ascii="Times New Roman" w:hAnsi="Times New Roman" w:cs="Times New Roman"/>
+          <w:sz w:val="28"/>
+          <w:szCs w:val="28"/>
+          <w:shd w:val="clear" w:color="auto" w:fill="FFFFFF"/>
+        </w:rPr>
+      </w:pPr>
+      <w:r>
+        <w:rPr>
+          <w:rFonts w:ascii="Times New Roman" w:hAnsi="Times New Roman" w:cs="Times New Roman"/>
+          <w:sz w:val="28"/>
+          <w:szCs w:val="28"/>
+          <w:shd w:val="clear" w:color="auto" w:fill="FFFFFF"/>
+        </w:rPr>
+        <w:lastRenderedPageBreak/>
+        <w:t>Анализ курсовой работы будет осуществлен согласно ГОСТ ИСО/МЭК 9126-2001, так как разработка программного средства для её выполнения происходило согласно ГОСТ ИСО/МЭК 9126-2001.</w:t>
+      </w:r>
+    </w:p>
+    <w:p>
+      <w:pPr>
+        <w:pStyle w:val="1"/>
+        <w:spacing w:line="276" w:lineRule="auto"/>
+        <w:jc w:val="center"/>
+        <w:rPr>
+          <w:rFonts w:ascii="Times New Roman" w:hAnsi="Times New Roman" w:cs="Times New Roman"/>
+          <w:b/>
+          <w:bCs/>
+          <w:color w:val="auto"/>
+          <w:sz w:val="28"/>
+          <w:szCs w:val="28"/>
+          <w:lang w:val="ru-RU"/>
+        </w:rPr>
+      </w:pPr>
+      <w:r>
+        <w:rPr>
+          <w:rFonts w:ascii="Times New Roman" w:hAnsi="Times New Roman" w:cs="Times New Roman"/>
+          <w:b/>
+          <w:bCs/>
+          <w:color w:val="auto"/>
+          <w:sz w:val="28"/>
+          <w:szCs w:val="28"/>
+          <w:lang w:val="ru-RU"/>
+        </w:rPr>
+        <w:t>Список несоответствий в документации критериям качества</w:t>
+      </w:r>
+    </w:p>
+    <w:p>
+      <w:pPr>
+        <w:pStyle w:val="a3"/>
+        <w:numPr>
+          <w:ilvl w:val="0"/>
+          <w:numId w:val="16"/>
+        </w:numPr>
+        <w:spacing w:line="276" w:lineRule="auto"/>
+        <w:jc w:val="both"/>
+        <w:rPr>
+          <w:rFonts w:ascii="Times New Roman" w:hAnsi="Times New Roman" w:cs="Times New Roman"/>
+          <w:sz w:val="28"/>
+          <w:szCs w:val="28"/>
+        </w:rPr>
+      </w:pPr>
+      <w:r>
+        <w:rPr>
+          <w:rFonts w:ascii="Times New Roman" w:hAnsi="Times New Roman" w:cs="Times New Roman"/>
+          <w:sz w:val="28"/>
+          <w:szCs w:val="28"/>
+        </w:rPr>
+        <w:t>Полнота: Не все функции программы детально описаны (например, описание алгоритма распознавания фонем отсутствует).</w:t>
+      </w:r>
+    </w:p>
+    <w:p>
+      <w:pPr>
+        <w:pStyle w:val="a3"/>
+        <w:numPr>
+          <w:ilvl w:val="0"/>
+          <w:numId w:val="16"/>
+        </w:numPr>
+        <w:spacing w:line="276" w:lineRule="auto"/>
+        <w:jc w:val="both"/>
+        <w:rPr>
+          <w:rFonts w:ascii="Times New Roman" w:hAnsi="Times New Roman" w:cs="Times New Roman"/>
+          <w:sz w:val="28"/>
+          <w:szCs w:val="28"/>
+        </w:rPr>
+      </w:pPr>
+      <w:r>
+        <w:rPr>
+          <w:rFonts w:ascii="Times New Roman" w:hAnsi="Times New Roman" w:cs="Times New Roman"/>
+          <w:sz w:val="28"/>
+          <w:szCs w:val="28"/>
+        </w:rPr>
+        <w:t>Однозначность: Некоторые термины не расшифрованы (например, "фонемы" и "модуль vosk").</w:t>
+      </w:r>
+    </w:p>
+    <w:p>
+      <w:pPr>
+        <w:pStyle w:val="a3"/>
+        <w:numPr>
+          <w:ilvl w:val="0"/>
+          <w:numId w:val="16"/>
+        </w:numPr>
+        <w:spacing w:line="276" w:lineRule="auto"/>
+        <w:jc w:val="both"/>
+        <w:rPr>
+          <w:rFonts w:ascii="Times New Roman" w:hAnsi="Times New Roman" w:cs="Times New Roman"/>
+          <w:sz w:val="28"/>
+          <w:szCs w:val="28"/>
+        </w:rPr>
+      </w:pPr>
+      <w:r>
+        <w:rPr>
+          <w:rFonts w:ascii="Times New Roman" w:hAnsi="Times New Roman" w:cs="Times New Roman"/>
+          <w:sz w:val="28"/>
+          <w:szCs w:val="28"/>
+        </w:rPr>
+        <w:t>Непротиворечивость: В одном разделе упоминается, что программа завершает работу по команде "Пока", а в другом - по длительной паузе.</w:t>
+      </w:r>
+    </w:p>
+    <w:p>
+      <w:pPr>
+        <w:pStyle w:val="a3"/>
+        <w:numPr>
+          <w:ilvl w:val="0"/>
+          <w:numId w:val="16"/>
+        </w:numPr>
+        <w:spacing w:line="276" w:lineRule="auto"/>
+        <w:jc w:val="both"/>
+        <w:rPr>
+          <w:rFonts w:ascii="Times New Roman" w:hAnsi="Times New Roman" w:cs="Times New Roman"/>
+          <w:sz w:val="28"/>
+          <w:szCs w:val="28"/>
+        </w:rPr>
+      </w:pPr>
+      <w:r>
+        <w:rPr>
+          <w:rFonts w:ascii="Times New Roman" w:hAnsi="Times New Roman" w:cs="Times New Roman"/>
+          <w:sz w:val="28"/>
+          <w:szCs w:val="28"/>
+        </w:rPr>
+        <w:t>Актуальность: В документе не указано, что программа поддерживает новые версии Python.</w:t>
+      </w:r>
+    </w:p>
+    <w:p>
+      <w:pPr>
+        <w:pStyle w:val="a3"/>
+        <w:numPr>
+          <w:ilvl w:val="0"/>
+          <w:numId w:val="16"/>
+        </w:numPr>
+        <w:spacing w:line="276" w:lineRule="auto"/>
+        <w:jc w:val="both"/>
+        <w:rPr>
+          <w:rFonts w:ascii="Times New Roman" w:hAnsi="Times New Roman" w:cs="Times New Roman"/>
+          <w:sz w:val="28"/>
+          <w:szCs w:val="28"/>
+        </w:rPr>
+      </w:pPr>
+      <w:r>
+        <w:rPr>
+          <w:rFonts w:ascii="Times New Roman" w:hAnsi="Times New Roman" w:cs="Times New Roman"/>
+          <w:sz w:val="28"/>
+          <w:szCs w:val="28"/>
+        </w:rPr>
+        <w:t>Структурированность: Разделы документации недостаточно четко разделены, что затрудняет поиск информации.</w:t>
+      </w:r>
+    </w:p>
+    <w:p>
+      <w:pPr>
+        <w:pStyle w:val="a3"/>
+        <w:numPr>
+          <w:ilvl w:val="0"/>
+          <w:numId w:val="16"/>
+        </w:numPr>
+        <w:spacing w:line="276" w:lineRule="auto"/>
+        <w:jc w:val="both"/>
+        <w:rPr>
+          <w:rFonts w:ascii="Times New Roman" w:hAnsi="Times New Roman" w:cs="Times New Roman"/>
+          <w:sz w:val="28"/>
+          <w:szCs w:val="28"/>
+        </w:rPr>
+      </w:pPr>
+      <w:r>
+        <w:rPr>
+          <w:rFonts w:ascii="Times New Roman" w:hAnsi="Times New Roman" w:cs="Times New Roman"/>
+          <w:sz w:val="28"/>
+          <w:szCs w:val="28"/>
+        </w:rPr>
+        <w:t>Тестируемость: Не все функции программы описаны в тестируемом виде.</w:t>
+      </w:r>
+    </w:p>
+    <w:p>
+      <w:pPr>
+        <w:spacing w:line="276" w:lineRule="auto"/>
+        <w:ind w:firstLine="708"/>
+        <w:jc w:val="both"/>
+        <w:rPr>
+          <w:rFonts w:ascii="Times New Roman" w:hAnsi="Times New Roman" w:cs="Times New Roman"/>
+          <w:sz w:val="28"/>
+          <w:szCs w:val="28"/>
+        </w:rPr>
+      </w:pPr>
+      <w:r>
+        <w:rPr>
+          <w:rFonts w:ascii="Times New Roman" w:hAnsi="Times New Roman" w:cs="Times New Roman"/>
+          <w:sz w:val="28"/>
+          <w:szCs w:val="28"/>
+        </w:rPr>
+        <w:t xml:space="preserve">Согласно государственному стандарту ИСО/МЭК 9126-2021 не реализуется характеристика мобильности, так как указания на реализацию программного </w:t>
+      </w:r>
+      <w:r>
+        <w:rPr>
+          <w:rFonts w:ascii="Times New Roman" w:hAnsi="Times New Roman" w:cs="Times New Roman"/>
+          <w:sz w:val="28"/>
+          <w:szCs w:val="28"/>
+        </w:rPr>
+        <w:t xml:space="preserve">средства не включали её применение. </w:t>
+      </w:r>
+    </w:p>
+    <w:p>
+      <w:pPr>
+        <w:spacing w:line="276" w:lineRule="auto"/>
+        <w:jc w:val="both"/>
+        <w:rPr>
+          <w:rFonts w:ascii="Times New Roman" w:hAnsi="Times New Roman" w:cs="Times New Roman"/>
+          <w:sz w:val="28"/>
+          <w:szCs w:val="28"/>
+        </w:rPr>
+      </w:pPr>
+      <w:r>
+        <w:rPr>
+          <w:rFonts w:ascii="Times New Roman" w:hAnsi="Times New Roman" w:cs="Times New Roman"/>
+          <w:sz w:val="28"/>
+          <w:szCs w:val="28"/>
+        </w:rPr>
+        <w:t>Однако, в указаниях и техническом задании на выполнение программного средства в качестве курсового проекта выполнены все требования, поэтому несоответствия оценки модели качества не могут быть рассмотрены в данных целях. Программа соответствует всем заложенным критериям модели качества.</w:t>
+      </w:r>
+    </w:p>
+    <w:p>
+      <w:pPr>
+        <w:pStyle w:val="1"/>
+        <w:spacing w:line="276" w:lineRule="auto"/>
+        <w:rPr>
+          <w:rFonts w:ascii="Times New Roman" w:hAnsi="Times New Roman" w:cs="Times New Roman"/>
+          <w:b/>
+          <w:bCs/>
+          <w:color w:val="auto"/>
+          <w:sz w:val="28"/>
+          <w:szCs w:val="28"/>
+          <w:lang w:val="ru-RU"/>
+        </w:rPr>
+      </w:pPr>
+      <w:r>
+        <w:rPr>
+          <w:rFonts w:ascii="Times New Roman" w:hAnsi="Times New Roman" w:cs="Times New Roman"/>
+          <w:b/>
+          <w:bCs/>
+          <w:color w:val="auto"/>
+          <w:sz w:val="28"/>
+          <w:szCs w:val="28"/>
+          <w:lang w:val="ru-RU"/>
+        </w:rPr>
+        <w:t>Выводы по работе.</w:t>
+      </w:r>
+    </w:p>
+    <w:p>
+      <w:pPr>
+        <w:spacing w:line="276" w:lineRule="auto"/>
+        <w:ind w:firstLine="708"/>
+        <w:rPr>
+          <w:rFonts w:ascii="Times New Roman" w:hAnsi="Times New Roman" w:cs="Times New Roman"/>
+          <w:sz w:val="28"/>
+          <w:szCs w:val="28"/>
+        </w:rPr>
+      </w:pPr>
+      <w:r>
+        <w:rPr>
+          <w:rFonts w:ascii="Times New Roman" w:hAnsi="Times New Roman" w:cs="Times New Roman"/>
+          <w:sz w:val="28"/>
+          <w:szCs w:val="28"/>
+        </w:rPr>
+        <w:t xml:space="preserve">В связи с проведенным анализом программного средства можно считать, что программный продукт </w:t>
+      </w:r>
+      <w:r>
+        <w:rPr>
+          <w:rFonts w:ascii="Times New Roman" w:hAnsi="Times New Roman" w:cs="Times New Roman"/>
+          <w:sz w:val="28"/>
+          <w:szCs w:val="28"/>
+        </w:rPr>
+        <w:t>следует доработать по несоответствующим критериям. Устранение замечаний в процессе анализа позволит улучшить качество сопровождения программы.</w:t>
+      </w:r>
+    </w:p>
+    <w:p>
+      <w:pPr>
+        <w:spacing w:line="276" w:lineRule="auto"/>
+        <w:ind w:firstLine="708"/>
+        <w:rPr>
+          <w:rFonts w:ascii="Times New Roman" w:hAnsi="Times New Roman" w:cs="Times New Roman"/>
+          <w:sz w:val="28"/>
+          <w:szCs w:val="28"/>
+        </w:rPr>
+      </w:pPr>
+      <w:r>
+        <w:rPr>
+          <w:rFonts w:ascii="Times New Roman" w:hAnsi="Times New Roman" w:cs="Times New Roman"/>
+          <w:sz w:val="28"/>
+          <w:szCs w:val="28"/>
+        </w:rPr>
+        <w:t>Общая оценка по проведенному анализу и по стандартам метрики стандарта 9126 можно считать удовлетворительной.</w:t>
+      </w:r>
+    </w:p>
+    <w:p>
+      <w:pPr>
+        <w:pStyle w:val="1"/>
+        <w:spacing w:line="276" w:lineRule="auto"/>
+        <w:rPr>
+          <w:rFonts w:ascii="Times New Roman" w:hAnsi="Times New Roman" w:cs="Times New Roman"/>
+          <w:b/>
+          <w:bCs/>
+          <w:color w:val="auto"/>
+          <w:sz w:val="28"/>
+          <w:szCs w:val="28"/>
+        </w:rPr>
+      </w:pPr>
+      <w:r>
+        <w:rPr>
+          <w:rFonts w:ascii="Times New Roman" w:hAnsi="Times New Roman" w:cs="Times New Roman"/>
+          <w:b/>
+          <w:bCs/>
+          <w:color w:val="auto"/>
+          <w:sz w:val="28"/>
+          <w:szCs w:val="28"/>
+        </w:rPr>
+        <w:t>Список использованных источников.</w:t>
+      </w:r>
+    </w:p>
+    <w:p>
+      <w:pPr>
+        <w:pStyle w:val="a3"/>
+        <w:numPr>
+          <w:ilvl w:val="0"/>
+          <w:numId w:val="14"/>
+        </w:numPr>
+        <w:spacing w:line="276" w:lineRule="auto"/>
+        <w:rPr>
+          <w:rFonts w:ascii="Times New Roman" w:hAnsi="Times New Roman" w:cs="Times New Roman"/>
+          <w:sz w:val="28"/>
+          <w:szCs w:val="28"/>
+        </w:rPr>
+      </w:pPr>
+      <w:r>
+        <w:rPr>
+          <w:rFonts w:ascii="Times New Roman" w:hAnsi="Times New Roman" w:cs="Times New Roman"/>
+          <w:sz w:val="28"/>
+          <w:szCs w:val="28"/>
+        </w:rPr>
+        <w:t>ГОСТ Р ИСО/МЭК 9126-93</w:t>
+      </w:r>
+      <w:r>
+        <w:rPr>
+          <w:rFonts w:ascii="Times New Roman" w:hAnsi="Times New Roman" w:cs="Times New Roman"/>
+          <w:sz w:val="28"/>
+          <w:szCs w:val="28"/>
+          <w:lang w:val="en-US"/>
+        </w:rPr>
+        <w:t>;</w:t>
+      </w:r>
+    </w:p>
+    <w:p>
+      <w:pPr>
+        <w:pStyle w:val="a3"/>
+        <w:numPr>
+          <w:ilvl w:val="0"/>
+          <w:numId w:val="14"/>
+        </w:numPr>
+        <w:spacing w:line="276" w:lineRule="auto"/>
+        <w:rPr>
+          <w:rFonts w:ascii="Times New Roman" w:hAnsi="Times New Roman" w:cs="Times New Roman"/>
+          <w:sz w:val="28"/>
+          <w:szCs w:val="28"/>
+        </w:rPr>
+      </w:pPr>
+      <w:r>
+        <w:rPr>
+          <w:rFonts w:ascii="Times New Roman" w:hAnsi="Times New Roman" w:cs="Times New Roman"/>
+          <w:sz w:val="28"/>
+          <w:szCs w:val="28"/>
+          <w:shd w:val="clear" w:color="auto" w:fill="FFFFFF"/>
+        </w:rPr>
+        <w:lastRenderedPageBreak/>
+        <w:t>ИСО/МЭК 2504</w:t>
+      </w:r>
+      <w:r>
+        <w:rPr>
+          <w:rFonts w:ascii="Times New Roman" w:hAnsi="Times New Roman" w:cs="Times New Roman"/>
+          <w:sz w:val="28"/>
+          <w:szCs w:val="28"/>
+          <w:shd w:val="clear" w:color="auto" w:fill="FFFFFF"/>
+          <w:lang w:val="en-US"/>
+        </w:rPr>
+        <w:t>n</w:t>
+      </w:r>
+      <w:r>
+        <w:rPr>
+          <w:rFonts w:ascii="Times New Roman" w:hAnsi="Times New Roman" w:cs="Times New Roman"/>
+          <w:sz w:val="28"/>
+          <w:szCs w:val="28"/>
+          <w:shd w:val="clear" w:color="auto" w:fill="FFFFFF"/>
+        </w:rPr>
+        <w:t xml:space="preserve"> – «Серия государственных стандартов по оценке качества»;</w:t>
+      </w:r>
+    </w:p>
+    <w:p>
+      <w:pPr>
+        <w:pStyle w:val="a3"/>
+        <w:numPr>
+          <w:ilvl w:val="0"/>
+          <w:numId w:val="14"/>
+        </w:numPr>
+        <w:spacing w:line="276" w:lineRule="auto"/>
+        <w:rPr>
+          <w:rFonts w:ascii="Times New Roman" w:hAnsi="Times New Roman" w:cs="Times New Roman"/>
+          <w:sz w:val="28"/>
+          <w:szCs w:val="28"/>
+        </w:rPr>
+      </w:pPr>
+      <w:r>
+        <w:rPr>
+          <w:rFonts w:ascii="Times New Roman" w:hAnsi="Times New Roman" w:cs="Times New Roman"/>
+          <w:sz w:val="28"/>
+          <w:szCs w:val="28"/>
+        </w:rPr>
+        <w:t xml:space="preserve">ГОСТ 28195-89 </w:t>
+      </w:r>
+      <w:r>
+        <w:rPr>
+          <w:rFonts w:ascii="Times New Roman" w:hAnsi="Times New Roman" w:cs="Times New Roman"/>
+          <w:sz w:val="28"/>
+          <w:szCs w:val="28"/>
+        </w:rPr>
+        <w:t>– «</w:t>
+      </w:r>
+      <w:r>
+        <w:rPr>
+          <w:rFonts w:ascii="Times New Roman" w:hAnsi="Times New Roman" w:cs="Times New Roman"/>
+          <w:sz w:val="28"/>
+          <w:szCs w:val="28"/>
+        </w:rPr>
+        <w:t>Оценка качества программных средств</w:t>
+      </w:r>
+      <w:r>
+        <w:rPr>
+          <w:rFonts w:ascii="Times New Roman" w:hAnsi="Times New Roman" w:cs="Times New Roman"/>
+          <w:sz w:val="28"/>
+          <w:szCs w:val="28"/>
+        </w:rPr>
+        <w:t>»</w:t>
+      </w:r>
+      <w:r>
+        <w:rPr>
+          <w:rFonts w:ascii="Times New Roman" w:hAnsi="Times New Roman" w:cs="Times New Roman"/>
+          <w:sz w:val="28"/>
+          <w:szCs w:val="28"/>
+        </w:rPr>
+        <w:t>;</w:t>
+      </w:r>
+    </w:p>
+    <w:p>
+      <w:pPr>
+        <w:pStyle w:val="a3"/>
+        <w:numPr>
+          <w:ilvl w:val="0"/>
+          <w:numId w:val="14"/>
+        </w:numPr>
+        <w:spacing w:line="276" w:lineRule="auto"/>
+        <w:rPr>
+          <w:rFonts w:ascii="Times New Roman" w:hAnsi="Times New Roman" w:cs="Times New Roman"/>
+          <w:sz w:val="28"/>
+          <w:szCs w:val="28"/>
+        </w:rPr>
+      </w:pPr>
+      <w:r>
+        <w:rPr>
+          <w:rFonts w:ascii="Times New Roman" w:hAnsi="Times New Roman" w:cs="Times New Roman"/>
+          <w:sz w:val="28"/>
+          <w:szCs w:val="28"/>
+        </w:rPr>
+        <w:t>Учебное пособие "Основы управления качеством программных средств" Т. В. Афанасьева А. Н. Афанасьев 2017г;</w:t>
+      </w:r>
+    </w:p>
+    <w:p>
+      <w:pPr>
+        <w:pStyle w:val="a3"/>
+        <w:numPr>
+          <w:ilvl w:val="0"/>
+          <w:numId w:val="14"/>
+        </w:numPr>
+        <w:spacing w:line="276" w:lineRule="auto"/>
+        <w:rPr>
+          <w:rFonts w:ascii="Times New Roman" w:hAnsi="Times New Roman" w:cs="Times New Roman"/>
+          <w:sz w:val="28"/>
+          <w:szCs w:val="28"/>
+        </w:rPr>
+      </w:pPr>
+      <w:r>
+        <w:rPr>
+          <w:rFonts w:ascii="Times New Roman" w:hAnsi="Times New Roman" w:cs="Times New Roman"/>
+          <w:sz w:val="28"/>
+          <w:szCs w:val="28"/>
+        </w:rPr>
+        <w:t>ГОСТ 28806-90 «КАЧЕСТВО ПРОГРАММНЫХ СРЕДСТВ. Термины и определения</w:t>
+      </w:r>
+      <w:r>
+        <w:rPr>
+          <w:rFonts w:ascii="Times New Roman" w:hAnsi="Times New Roman" w:cs="Times New Roman"/>
+          <w:sz w:val="28"/>
+          <w:szCs w:val="28"/>
+        </w:rPr>
+        <w:t>».</w:t>
+      </w:r>
+    </w:p>
+    <w:p>
+      <w:pPr>
+        <w:pStyle w:val="a3"/>
+        <w:spacing w:line="276" w:lineRule="auto"/>
+        <w:ind w:left="0"/>
+        <w:rPr>
+          <w:rFonts w:ascii="Times New Roman" w:hAnsi="Times New Roman" w:cs="Times New Roman"/>
+          <w:b/>
+          <w:bCs/>
+          <w:sz w:val="28"/>
+          <w:szCs w:val="28"/>
+        </w:rPr>
+      </w:pPr>
+      <w:r>
+        <w:rPr>
+          <w:rFonts w:ascii="Times New Roman" w:hAnsi="Times New Roman" w:cs="Times New Roman"/>
+          <w:b/>
+          <w:bCs/>
+          <w:sz w:val="28"/>
+          <w:szCs w:val="28"/>
+        </w:rPr>
+        <w:t>Приложения</w:t>
+      </w:r>
+    </w:p>
+    <w:p>
+      <w:pPr>
+        <w:spacing w:line="276" w:lineRule="auto"/>
         <w:ind w:firstLine="720"/>
         <w:jc w:val="both"/>
         <w:rPr>
@@ -220,22 +1636,53 @@
           <w:rFonts w:ascii="Times New Roman" w:hAnsi="Times New Roman" w:cs="Times New Roman"/>
           <w:sz w:val="28"/>
           <w:szCs w:val="28"/>
-          <w:lang/>
-        </w:rPr>
-        <w:t>Во время работы программы, длительная пауза будет распознана, как завершение предложения и выведет преобразованные данные в текст на экран в терминале. После, опять будет ждать аудиоданных от пользователя.</w:t>
-      </w:r>
-      <w:r>
-        <w:rPr>
-          <w:rFonts w:ascii="Times New Roman" w:hAnsi="Times New Roman" w:cs="Times New Roman"/>
-          <w:sz w:val="28"/>
-          <w:szCs w:val="28"/>
-        </w:rPr>
-        <w:t xml:space="preserve"> </w:t>
-      </w:r>
-    </w:p>
-    <w:p>
-      <w:pPr>
-        <w:spacing w:line="360" w:lineRule="auto"/>
+        </w:rPr>
+        <w:t>«Инструкция к использованию»</w:t>
+      </w:r>
+    </w:p>
+    <w:p>
+      <w:pPr>
+        <w:spacing w:line="276" w:lineRule="auto"/>
+        <w:ind w:firstLine="720"/>
+        <w:jc w:val="both"/>
+        <w:rPr>
+          <w:rFonts w:ascii="Times New Roman" w:hAnsi="Times New Roman" w:cs="Times New Roman"/>
+          <w:sz w:val="28"/>
+          <w:szCs w:val="28"/>
+        </w:rPr>
+      </w:pPr>
+      <w:r>
+        <w:rPr>
+          <w:rFonts w:ascii="Times New Roman" w:hAnsi="Times New Roman" w:cs="Times New Roman"/>
+          <w:sz w:val="28"/>
+          <w:szCs w:val="28"/>
+        </w:rPr>
+        <w:t>При запуске программы пользователь должен дождаться загрузки модуля, который распознаёт фонемы в потоке речи пользователя. После успешной загрузки выведется сообщение о начале работы программы. После, пользователь может говорить что угодно на языке подгруженного модуля и речь пользователя будет поделена на фонемы и сопоставлена с обозначениями в базе модуля программы. В случае, если пользователь захочет завершить работу программы, пользователю следует произнести слово “Пока”.</w:t>
+      </w:r>
+    </w:p>
+    <w:p>
+      <w:pPr>
+        <w:spacing w:line="276" w:lineRule="auto"/>
+        <w:ind w:firstLine="720"/>
+        <w:jc w:val="both"/>
+        <w:rPr>
+          <w:rFonts w:ascii="Times New Roman" w:hAnsi="Times New Roman" w:cs="Times New Roman"/>
+          <w:sz w:val="28"/>
+          <w:szCs w:val="28"/>
+        </w:rPr>
+      </w:pPr>
+      <w:r>
+        <w:rPr>
+          <w:rFonts w:ascii="Times New Roman" w:hAnsi="Times New Roman" w:cs="Times New Roman"/>
+          <w:sz w:val="28"/>
+          <w:szCs w:val="28"/>
+        </w:rPr>
+        <w:t xml:space="preserve">Во время работы программы, длительная пауза будет распознана, как завершение предложения и выведет преобразованные данные в текст на экран в терминале. После, опять будет ждать аудиоданных от пользователя. </w:t>
+      </w:r>
+    </w:p>
+    <w:p>
+      <w:pPr>
+        <w:spacing w:line="276" w:lineRule="auto"/>
         <w:ind w:firstLine="360"/>
         <w:jc w:val="both"/>
         <w:rPr>
@@ -249,17 +1696,8 @@
           <w:rFonts w:ascii="Times New Roman" w:hAnsi="Times New Roman" w:cs="Times New Roman"/>
           <w:sz w:val="28"/>
           <w:szCs w:val="28"/>
-          <w:lang/>
-        </w:rPr>
-        <w:t>После запуска программы, пользователю будут доступны функции</w:t>
-      </w:r>
-      <w:r>
-        <w:rPr>
-          <w:rFonts w:ascii="Times New Roman" w:hAnsi="Times New Roman" w:cs="Times New Roman"/>
-          <w:sz w:val="28"/>
-          <w:szCs w:val="28"/>
-        </w:rPr>
-        <w:t>:</w:t>
+        </w:rPr>
+        <w:t>После запуска программы, пользователю будут доступны функции:</w:t>
       </w:r>
     </w:p>
     <w:p>
@@ -269,30 +1707,21 @@
           <w:ilvl w:val="0"/>
           <w:numId w:val="12"/>
         </w:numPr>
-        <w:spacing w:after="0" w:line="360" w:lineRule="auto"/>
-        <w:jc w:val="both"/>
-        <w:rPr>
-          <w:rFonts w:ascii="Times New Roman" w:hAnsi="Times New Roman" w:cs="Times New Roman"/>
-          <w:sz w:val="28"/>
-          <w:szCs w:val="28"/>
-        </w:rPr>
-      </w:pPr>
-      <w:r>
-        <w:rPr>
-          <w:rFonts w:ascii="Times New Roman" w:hAnsi="Times New Roman" w:cs="Times New Roman"/>
-          <w:sz w:val="28"/>
-          <w:szCs w:val="28"/>
-          <w:lang/>
-        </w:rPr>
-        <w:t>Автоматический вывод преобразованных данных в слова</w:t>
-      </w:r>
-      <w:r>
-        <w:rPr>
-          <w:rFonts w:ascii="Times New Roman" w:hAnsi="Times New Roman" w:cs="Times New Roman"/>
-          <w:sz w:val="28"/>
-          <w:szCs w:val="28"/>
-        </w:rPr>
-        <w:t>;</w:t>
+        <w:spacing w:after="0" w:line="276" w:lineRule="auto"/>
+        <w:jc w:val="both"/>
+        <w:rPr>
+          <w:rFonts w:ascii="Times New Roman" w:hAnsi="Times New Roman" w:cs="Times New Roman"/>
+          <w:sz w:val="28"/>
+          <w:szCs w:val="28"/>
+        </w:rPr>
+      </w:pPr>
+      <w:r>
+        <w:rPr>
+          <w:rFonts w:ascii="Times New Roman" w:hAnsi="Times New Roman" w:cs="Times New Roman"/>
+          <w:sz w:val="28"/>
+          <w:szCs w:val="28"/>
+        </w:rPr>
+        <w:t>Автоматический вывод преобразованных данных в слова;</w:t>
       </w:r>
     </w:p>
     <w:p>
@@ -302,1431 +1731,34 @@
           <w:ilvl w:val="0"/>
           <w:numId w:val="12"/>
         </w:numPr>
-        <w:spacing w:after="0" w:line="360" w:lineRule="auto"/>
-        <w:jc w:val="both"/>
-        <w:rPr>
-          <w:rFonts w:ascii="Times New Roman" w:hAnsi="Times New Roman" w:cs="Times New Roman"/>
-          <w:sz w:val="28"/>
-          <w:szCs w:val="28"/>
-        </w:rPr>
-      </w:pPr>
-      <w:r>
-        <w:rPr>
-          <w:rFonts w:ascii="Times New Roman" w:hAnsi="Times New Roman" w:cs="Times New Roman"/>
-          <w:sz w:val="28"/>
-          <w:szCs w:val="28"/>
-          <w:lang/>
+        <w:spacing w:after="0" w:line="276" w:lineRule="auto"/>
+        <w:jc w:val="both"/>
+        <w:rPr>
+          <w:rFonts w:ascii="Times New Roman" w:hAnsi="Times New Roman" w:cs="Times New Roman"/>
+          <w:sz w:val="28"/>
+          <w:szCs w:val="28"/>
+        </w:rPr>
+      </w:pPr>
+      <w:r>
+        <w:rPr>
+          <w:rFonts w:ascii="Times New Roman" w:hAnsi="Times New Roman" w:cs="Times New Roman"/>
+          <w:sz w:val="28"/>
+          <w:szCs w:val="28"/>
         </w:rPr>
         <w:t>Завершение работы программы ключевым словом.</w:t>
       </w:r>
     </w:p>
     <w:p>
       <w:pPr>
-        <w:pStyle w:val="1"/>
-        <w:spacing w:line="360" w:lineRule="auto"/>
-        <w:jc w:val="center"/>
-        <w:rPr>
-          <w:rFonts w:ascii="Times New Roman" w:hAnsi="Times New Roman" w:cs="Times New Roman"/>
-          <w:b/>
-          <w:bCs/>
-          <w:color w:val="auto"/>
-          <w:sz w:val="28"/>
-          <w:szCs w:val="28"/>
-          <w:shd w:val="clear" w:color="auto" w:fill="FFFFFF"/>
-          <w:lang w:val="ru-RU"/>
-        </w:rPr>
-      </w:pPr>
-      <w:r>
-        <w:rPr>
-          <w:rFonts w:ascii="Times New Roman" w:hAnsi="Times New Roman" w:cs="Times New Roman"/>
-          <w:b/>
-          <w:bCs/>
-          <w:color w:val="auto"/>
-          <w:sz w:val="28"/>
-          <w:szCs w:val="28"/>
-          <w:lang w:val="ru-RU"/>
-        </w:rPr>
-        <w:t>Описание критериев качества тестируемой документации</w:t>
-      </w:r>
-    </w:p>
-    <w:p>
-      <w:pPr>
-        <w:spacing w:line="360" w:lineRule="auto"/>
-        <w:ind w:firstLine="708"/>
-        <w:jc w:val="both"/>
-        <w:rPr>
-          <w:rFonts w:ascii="Times New Roman" w:hAnsi="Times New Roman" w:cs="Times New Roman"/>
-          <w:sz w:val="28"/>
-          <w:szCs w:val="28"/>
-          <w:shd w:val="clear" w:color="auto" w:fill="FFFFFF"/>
-        </w:rPr>
-      </w:pPr>
-      <w:r>
-        <w:rPr>
-          <w:rFonts w:ascii="Times New Roman" w:hAnsi="Times New Roman" w:cs="Times New Roman"/>
-          <w:sz w:val="28"/>
-          <w:szCs w:val="28"/>
-          <w:shd w:val="clear" w:color="auto" w:fill="FFFFFF"/>
-        </w:rPr>
-        <w:t>Произведем оценку программного обеспечения по характеристикам качества</w:t>
-      </w:r>
-      <w:r>
-        <w:rPr>
-          <w:rFonts w:ascii="Times New Roman" w:hAnsi="Times New Roman" w:cs="Times New Roman"/>
-          <w:sz w:val="28"/>
-          <w:szCs w:val="28"/>
-          <w:shd w:val="clear" w:color="auto" w:fill="FFFFFF"/>
-        </w:rPr>
-        <w:t xml:space="preserve"> в рамках установленных потребностей</w:t>
-      </w:r>
-      <w:r>
-        <w:rPr>
-          <w:rFonts w:ascii="Times New Roman" w:hAnsi="Times New Roman" w:cs="Times New Roman"/>
-          <w:sz w:val="28"/>
-          <w:szCs w:val="28"/>
-          <w:shd w:val="clear" w:color="auto" w:fill="FFFFFF"/>
-        </w:rPr>
-        <w:t>:</w:t>
-      </w:r>
-    </w:p>
-    <w:p>
-      <w:pPr>
         <w:pStyle w:val="a3"/>
-        <w:numPr>
-          <w:ilvl w:val="0"/>
-          <w:numId w:val="3"/>
-        </w:numPr>
-        <w:spacing w:line="360" w:lineRule="auto"/>
-        <w:jc w:val="both"/>
-        <w:rPr>
-          <w:rFonts w:ascii="Times New Roman" w:hAnsi="Times New Roman" w:cs="Times New Roman"/>
-          <w:sz w:val="28"/>
-          <w:szCs w:val="28"/>
-          <w:shd w:val="clear" w:color="auto" w:fill="FFFFFF"/>
-        </w:rPr>
-      </w:pPr>
-      <w:r>
-        <w:rPr>
-          <w:rFonts w:ascii="Times New Roman" w:hAnsi="Times New Roman" w:cs="Times New Roman"/>
-          <w:sz w:val="28"/>
-          <w:szCs w:val="28"/>
-          <w:shd w:val="clear" w:color="auto" w:fill="FFFFFF"/>
-        </w:rPr>
-        <w:t>Функциональные возможности:</w:t>
-      </w:r>
-    </w:p>
-    <w:p>
-      <w:pPr>
-        <w:pStyle w:val="a3"/>
-        <w:numPr>
-          <w:ilvl w:val="0"/>
-          <w:numId w:val="6"/>
-        </w:numPr>
-        <w:spacing w:line="360" w:lineRule="auto"/>
-        <w:jc w:val="both"/>
-        <w:rPr>
-          <w:rFonts w:ascii="Times New Roman" w:hAnsi="Times New Roman" w:cs="Times New Roman"/>
-          <w:sz w:val="28"/>
-          <w:szCs w:val="28"/>
-        </w:rPr>
-      </w:pPr>
-      <w:r>
-        <w:rPr>
-          <w:rFonts w:ascii="Times New Roman" w:hAnsi="Times New Roman" w:cs="Times New Roman"/>
-          <w:sz w:val="28"/>
-          <w:szCs w:val="28"/>
-        </w:rPr>
-        <w:t xml:space="preserve">Пользователь может </w:t>
-      </w:r>
-      <w:r>
-        <w:rPr>
-          <w:rFonts w:ascii="Times New Roman" w:hAnsi="Times New Roman" w:cs="Times New Roman"/>
-          <w:sz w:val="28"/>
-          <w:szCs w:val="28"/>
-          <w:lang/>
-        </w:rPr>
-        <w:t>записать голос и перевести его в текст</w:t>
-      </w:r>
-      <w:r>
-        <w:rPr>
-          <w:rFonts w:ascii="Times New Roman" w:hAnsi="Times New Roman" w:cs="Times New Roman"/>
-          <w:sz w:val="28"/>
-          <w:szCs w:val="28"/>
-        </w:rPr>
-        <w:t>;</w:t>
-      </w:r>
-    </w:p>
-    <w:p>
-      <w:pPr>
-        <w:pStyle w:val="a3"/>
-        <w:numPr>
-          <w:ilvl w:val="0"/>
-          <w:numId w:val="6"/>
-        </w:numPr>
-        <w:spacing w:line="360" w:lineRule="auto"/>
-        <w:jc w:val="both"/>
-        <w:rPr>
-          <w:rFonts w:ascii="Times New Roman" w:hAnsi="Times New Roman" w:cs="Times New Roman"/>
-          <w:sz w:val="28"/>
-          <w:szCs w:val="28"/>
-          <w:shd w:val="clear" w:color="auto" w:fill="FFFFFF"/>
-        </w:rPr>
-      </w:pPr>
-      <w:r>
-        <w:rPr>
-          <w:rFonts w:ascii="Times New Roman" w:hAnsi="Times New Roman" w:cs="Times New Roman"/>
-          <w:sz w:val="28"/>
-          <w:szCs w:val="28"/>
-        </w:rPr>
-        <w:t xml:space="preserve">Пользователь может </w:t>
-      </w:r>
-      <w:r>
-        <w:rPr>
-          <w:rFonts w:ascii="Times New Roman" w:hAnsi="Times New Roman" w:cs="Times New Roman"/>
-          <w:sz w:val="28"/>
-          <w:szCs w:val="28"/>
-          <w:lang/>
-        </w:rPr>
-        <w:t>завершить работу программы голосовой командой</w:t>
-      </w:r>
-      <w:r>
-        <w:rPr>
-          <w:rFonts w:ascii="Times New Roman" w:hAnsi="Times New Roman" w:cs="Times New Roman"/>
-          <w:sz w:val="28"/>
-          <w:szCs w:val="28"/>
-        </w:rPr>
-        <w:t>.</w:t>
-      </w:r>
-    </w:p>
-    <w:p>
-      <w:pPr>
-        <w:pStyle w:val="a3"/>
-        <w:numPr>
-          <w:ilvl w:val="0"/>
-          <w:numId w:val="3"/>
-        </w:numPr>
-        <w:spacing w:line="360" w:lineRule="auto"/>
-        <w:jc w:val="both"/>
-        <w:rPr>
-          <w:rFonts w:ascii="Times New Roman" w:hAnsi="Times New Roman" w:cs="Times New Roman"/>
-          <w:sz w:val="28"/>
-          <w:szCs w:val="28"/>
-          <w:shd w:val="clear" w:color="auto" w:fill="FFFFFF"/>
-        </w:rPr>
-      </w:pPr>
-      <w:r>
-        <w:rPr>
-          <w:rFonts w:ascii="Times New Roman" w:hAnsi="Times New Roman" w:cs="Times New Roman"/>
-          <w:sz w:val="28"/>
-          <w:szCs w:val="28"/>
-        </w:rPr>
-        <w:t>Удобство использования</w:t>
-      </w:r>
-      <w:r>
-        <w:rPr>
-          <w:rFonts w:ascii="Times New Roman" w:hAnsi="Times New Roman" w:cs="Times New Roman"/>
-          <w:sz w:val="28"/>
-          <w:szCs w:val="28"/>
-          <w:lang w:val="en-US"/>
-        </w:rPr>
-        <w:t>:</w:t>
-      </w:r>
-    </w:p>
-    <w:p>
-      <w:pPr>
-        <w:pStyle w:val="a3"/>
-        <w:numPr>
-          <w:ilvl w:val="1"/>
-          <w:numId w:val="3"/>
-        </w:numPr>
-        <w:spacing w:line="360" w:lineRule="auto"/>
-        <w:jc w:val="both"/>
-        <w:rPr>
-          <w:rFonts w:ascii="Times New Roman" w:hAnsi="Times New Roman" w:cs="Times New Roman"/>
-          <w:sz w:val="28"/>
-          <w:szCs w:val="28"/>
-          <w:shd w:val="clear" w:color="auto" w:fill="FFFFFF"/>
-        </w:rPr>
-      </w:pPr>
-      <w:r>
-        <w:rPr>
-          <w:rFonts w:ascii="Times New Roman" w:hAnsi="Times New Roman" w:cs="Times New Roman"/>
-          <w:sz w:val="28"/>
-          <w:szCs w:val="28"/>
-          <w:shd w:val="clear" w:color="auto" w:fill="FFFFFF"/>
-        </w:rPr>
-        <w:lastRenderedPageBreak/>
-        <w:t>Интерфейс программы должен быть минимально достаточным для выполнения задачи</w:t>
-      </w:r>
-      <w:r>
-        <w:rPr>
-          <w:rFonts w:ascii="Times New Roman" w:hAnsi="Times New Roman" w:cs="Times New Roman"/>
-          <w:sz w:val="28"/>
-          <w:szCs w:val="28"/>
-          <w:shd w:val="clear" w:color="auto" w:fill="FFFFFF"/>
-        </w:rPr>
-        <w:t>;</w:t>
-      </w:r>
-    </w:p>
-    <w:p>
-      <w:pPr>
-        <w:pStyle w:val="a3"/>
-        <w:numPr>
-          <w:ilvl w:val="1"/>
-          <w:numId w:val="3"/>
-        </w:numPr>
-        <w:spacing w:line="360" w:lineRule="auto"/>
-        <w:jc w:val="both"/>
-        <w:rPr>
-          <w:rFonts w:ascii="Times New Roman" w:hAnsi="Times New Roman" w:cs="Times New Roman"/>
-          <w:sz w:val="28"/>
-          <w:szCs w:val="28"/>
-          <w:shd w:val="clear" w:color="auto" w:fill="FFFFFF"/>
-        </w:rPr>
-      </w:pPr>
-      <w:r>
-        <w:rPr>
-          <w:rFonts w:ascii="Times New Roman" w:hAnsi="Times New Roman" w:cs="Times New Roman"/>
-          <w:sz w:val="28"/>
-          <w:szCs w:val="28"/>
-          <w:shd w:val="clear" w:color="auto" w:fill="FFFFFF"/>
-        </w:rPr>
-        <w:t>Запустить программу можно в терминале, где будет виден вывод данных.</w:t>
-      </w:r>
-    </w:p>
-    <w:p>
-      <w:pPr>
-        <w:pStyle w:val="a3"/>
-        <w:numPr>
-          <w:ilvl w:val="0"/>
-          <w:numId w:val="3"/>
-        </w:numPr>
-        <w:spacing w:line="360" w:lineRule="auto"/>
-        <w:jc w:val="both"/>
-        <w:rPr>
-          <w:rFonts w:ascii="Times New Roman" w:hAnsi="Times New Roman" w:cs="Times New Roman"/>
-          <w:sz w:val="28"/>
-          <w:szCs w:val="28"/>
-          <w:shd w:val="clear" w:color="auto" w:fill="FFFFFF"/>
-        </w:rPr>
-      </w:pPr>
-      <w:r>
-        <w:rPr>
-          <w:rFonts w:ascii="Times New Roman" w:hAnsi="Times New Roman" w:cs="Times New Roman"/>
-          <w:sz w:val="28"/>
-          <w:szCs w:val="28"/>
-          <w:shd w:val="clear" w:color="auto" w:fill="FFFFFF"/>
-        </w:rPr>
-        <w:t>Надежность</w:t>
-      </w:r>
-      <w:r>
-        <w:rPr>
-          <w:rFonts w:ascii="Times New Roman" w:hAnsi="Times New Roman" w:cs="Times New Roman"/>
-          <w:sz w:val="28"/>
-          <w:szCs w:val="28"/>
-          <w:shd w:val="clear" w:color="auto" w:fill="FFFFFF"/>
-          <w:lang w:val="en-US"/>
-        </w:rPr>
-        <w:t>:</w:t>
-      </w:r>
-    </w:p>
-    <w:p>
-      <w:pPr>
-        <w:pStyle w:val="a3"/>
-        <w:numPr>
-          <w:ilvl w:val="1"/>
-          <w:numId w:val="3"/>
-        </w:numPr>
-        <w:spacing w:line="360" w:lineRule="auto"/>
-        <w:jc w:val="both"/>
-        <w:rPr>
-          <w:rFonts w:ascii="Times New Roman" w:hAnsi="Times New Roman" w:cs="Times New Roman"/>
-          <w:sz w:val="28"/>
-          <w:szCs w:val="28"/>
-          <w:shd w:val="clear" w:color="auto" w:fill="FFFFFF"/>
-        </w:rPr>
-      </w:pPr>
-      <w:r>
-        <w:rPr>
-          <w:rFonts w:ascii="Times New Roman" w:hAnsi="Times New Roman" w:cs="Times New Roman"/>
-          <w:sz w:val="28"/>
-          <w:szCs w:val="28"/>
-          <w:shd w:val="clear" w:color="auto" w:fill="FFFFFF"/>
-        </w:rPr>
-        <w:t>Доступ к программе круглосуточный и не зависит от интернета;</w:t>
-      </w:r>
-    </w:p>
-    <w:p>
-      <w:pPr>
-        <w:pStyle w:val="a3"/>
-        <w:numPr>
-          <w:ilvl w:val="1"/>
-          <w:numId w:val="3"/>
-        </w:numPr>
-        <w:spacing w:line="360" w:lineRule="auto"/>
-        <w:jc w:val="both"/>
-        <w:rPr>
-          <w:rFonts w:ascii="Times New Roman" w:hAnsi="Times New Roman" w:cs="Times New Roman"/>
-          <w:sz w:val="28"/>
-          <w:szCs w:val="28"/>
-          <w:shd w:val="clear" w:color="auto" w:fill="FFFFFF"/>
-        </w:rPr>
-      </w:pPr>
-      <w:r>
-        <w:rPr>
-          <w:rFonts w:ascii="Times New Roman" w:hAnsi="Times New Roman" w:cs="Times New Roman"/>
-          <w:sz w:val="28"/>
-          <w:szCs w:val="28"/>
-          <w:shd w:val="clear" w:color="auto" w:fill="FFFFFF"/>
-        </w:rPr>
-        <w:t>Данная программа основана на модуле “vosk” с открытым кодом;</w:t>
-      </w:r>
-    </w:p>
-    <w:p>
-      <w:pPr>
-        <w:pStyle w:val="a3"/>
-        <w:numPr>
-          <w:ilvl w:val="0"/>
-          <w:numId w:val="3"/>
-        </w:numPr>
-        <w:spacing w:line="360" w:lineRule="auto"/>
-        <w:jc w:val="both"/>
-        <w:rPr>
-          <w:rFonts w:ascii="Times New Roman" w:hAnsi="Times New Roman" w:cs="Times New Roman"/>
-          <w:sz w:val="28"/>
-          <w:szCs w:val="28"/>
-          <w:shd w:val="clear" w:color="auto" w:fill="FFFFFF"/>
-        </w:rPr>
-      </w:pPr>
-      <w:r>
-        <w:rPr>
-          <w:rFonts w:ascii="Times New Roman" w:hAnsi="Times New Roman" w:cs="Times New Roman"/>
-          <w:sz w:val="28"/>
-          <w:szCs w:val="28"/>
-        </w:rPr>
-        <w:t>Производительность</w:t>
-      </w:r>
-      <w:r>
-        <w:rPr>
-          <w:rFonts w:ascii="Times New Roman" w:hAnsi="Times New Roman" w:cs="Times New Roman"/>
-          <w:sz w:val="28"/>
-          <w:szCs w:val="28"/>
-          <w:lang w:val="en-US"/>
-        </w:rPr>
-        <w:t>:</w:t>
-      </w:r>
-    </w:p>
-    <w:p>
-      <w:pPr>
-        <w:pStyle w:val="a3"/>
-        <w:numPr>
-          <w:ilvl w:val="1"/>
-          <w:numId w:val="3"/>
-        </w:numPr>
-        <w:spacing w:line="360" w:lineRule="auto"/>
-        <w:jc w:val="both"/>
-        <w:rPr>
-          <w:rFonts w:ascii="Times New Roman" w:hAnsi="Times New Roman" w:cs="Times New Roman"/>
-          <w:sz w:val="28"/>
-          <w:szCs w:val="28"/>
-          <w:shd w:val="clear" w:color="auto" w:fill="FFFFFF"/>
-        </w:rPr>
-      </w:pPr>
-      <w:r>
-        <w:rPr>
-          <w:rFonts w:ascii="Times New Roman" w:hAnsi="Times New Roman" w:cs="Times New Roman"/>
-          <w:sz w:val="28"/>
-          <w:szCs w:val="28"/>
-        </w:rPr>
-        <w:t xml:space="preserve">Приложение должно </w:t>
-      </w:r>
-      <w:r>
-        <w:rPr>
-          <w:rFonts w:ascii="Times New Roman" w:hAnsi="Times New Roman" w:cs="Times New Roman"/>
-          <w:sz w:val="28"/>
-          <w:szCs w:val="28"/>
-          <w:lang/>
-        </w:rPr>
-        <w:t>получать голосовые</w:t>
-      </w:r>
-      <w:r>
-        <w:rPr>
-          <w:rFonts w:ascii="Times New Roman" w:hAnsi="Times New Roman" w:cs="Times New Roman"/>
-          <w:sz w:val="28"/>
-          <w:szCs w:val="28"/>
-        </w:rPr>
-        <w:t xml:space="preserve"> данные в режиме реального времени; </w:t>
-      </w:r>
-    </w:p>
-    <w:p>
-      <w:pPr>
-        <w:pStyle w:val="a3"/>
-        <w:numPr>
-          <w:ilvl w:val="1"/>
-          <w:numId w:val="3"/>
-        </w:numPr>
-        <w:spacing w:line="360" w:lineRule="auto"/>
-        <w:jc w:val="both"/>
-        <w:rPr>
-          <w:rFonts w:ascii="Times New Roman" w:hAnsi="Times New Roman" w:cs="Times New Roman"/>
-          <w:sz w:val="28"/>
-          <w:szCs w:val="28"/>
-          <w:shd w:val="clear" w:color="auto" w:fill="FFFFFF"/>
-        </w:rPr>
-      </w:pPr>
-      <w:r>
-        <w:rPr>
-          <w:rFonts w:ascii="Times New Roman" w:hAnsi="Times New Roman" w:cs="Times New Roman"/>
-          <w:sz w:val="28"/>
-          <w:szCs w:val="28"/>
-          <w:lang/>
-        </w:rPr>
-        <w:t>В программе должен быть модуль русского языка по умолчанию</w:t>
-      </w:r>
-      <w:r>
-        <w:rPr>
-          <w:rFonts w:ascii="Times New Roman" w:hAnsi="Times New Roman" w:cs="Times New Roman"/>
-          <w:sz w:val="28"/>
-          <w:szCs w:val="28"/>
-        </w:rPr>
-        <w:t>;</w:t>
-      </w:r>
-    </w:p>
-    <w:p>
-      <w:pPr>
-        <w:pStyle w:val="a3"/>
-        <w:numPr>
-          <w:ilvl w:val="1"/>
-          <w:numId w:val="3"/>
-        </w:numPr>
-        <w:spacing w:line="360" w:lineRule="auto"/>
-        <w:jc w:val="both"/>
-        <w:rPr>
-          <w:rFonts w:ascii="Times New Roman" w:hAnsi="Times New Roman" w:cs="Times New Roman"/>
-          <w:sz w:val="28"/>
-          <w:szCs w:val="28"/>
-        </w:rPr>
-      </w:pPr>
-      <w:r>
-        <w:rPr>
-          <w:rFonts w:ascii="Times New Roman" w:hAnsi="Times New Roman" w:cs="Times New Roman"/>
-          <w:sz w:val="28"/>
-          <w:szCs w:val="28"/>
-          <w:lang/>
-        </w:rPr>
-        <w:t>Программа должна распознавать данные менее 5 секунд</w:t>
-      </w:r>
-      <w:r>
-        <w:rPr>
-          <w:rFonts w:ascii="Times New Roman" w:hAnsi="Times New Roman" w:cs="Times New Roman"/>
-          <w:sz w:val="28"/>
-          <w:szCs w:val="28"/>
-        </w:rPr>
-        <w:t xml:space="preserve">; </w:t>
-      </w:r>
-    </w:p>
-    <w:p>
-      <w:pPr>
-        <w:pStyle w:val="a3"/>
-        <w:numPr>
-          <w:ilvl w:val="1"/>
-          <w:numId w:val="3"/>
-        </w:numPr>
-        <w:spacing w:line="360" w:lineRule="auto"/>
-        <w:jc w:val="both"/>
-        <w:rPr>
-          <w:rFonts w:ascii="Times New Roman" w:hAnsi="Times New Roman" w:cs="Times New Roman"/>
-          <w:sz w:val="28"/>
-          <w:szCs w:val="28"/>
-          <w:shd w:val="clear" w:color="auto" w:fill="FFFFFF"/>
-        </w:rPr>
-      </w:pPr>
-      <w:r>
-        <w:rPr>
-          <w:rFonts w:ascii="Times New Roman" w:hAnsi="Times New Roman" w:cs="Times New Roman"/>
-          <w:sz w:val="28"/>
-          <w:szCs w:val="28"/>
-          <w:lang/>
-        </w:rPr>
-        <w:t>Программа</w:t>
-      </w:r>
-      <w:r>
-        <w:rPr>
-          <w:rFonts w:ascii="Times New Roman" w:hAnsi="Times New Roman" w:cs="Times New Roman"/>
-          <w:sz w:val="28"/>
-          <w:szCs w:val="28"/>
-        </w:rPr>
-        <w:t xml:space="preserve"> </w:t>
-      </w:r>
-      <w:r>
-        <w:rPr>
-          <w:rFonts w:ascii="Times New Roman" w:hAnsi="Times New Roman" w:cs="Times New Roman"/>
-          <w:sz w:val="28"/>
-          <w:szCs w:val="28"/>
-          <w:lang/>
-        </w:rPr>
-        <w:t>должна</w:t>
-      </w:r>
-      <w:r>
-        <w:rPr>
-          <w:rFonts w:ascii="Times New Roman" w:hAnsi="Times New Roman" w:cs="Times New Roman"/>
-          <w:sz w:val="28"/>
-          <w:szCs w:val="28"/>
-        </w:rPr>
-        <w:t xml:space="preserve"> потреблять не более </w:t>
-      </w:r>
-      <w:r>
-        <w:rPr>
-          <w:rFonts w:ascii="Times New Roman" w:hAnsi="Times New Roman" w:cs="Times New Roman"/>
-          <w:sz w:val="28"/>
-          <w:szCs w:val="28"/>
-          <w:lang/>
-        </w:rPr>
-        <w:t>1</w:t>
-      </w:r>
-      <w:r>
-        <w:rPr>
-          <w:rFonts w:ascii="Times New Roman" w:hAnsi="Times New Roman" w:cs="Times New Roman"/>
-          <w:sz w:val="28"/>
-          <w:szCs w:val="28"/>
-        </w:rPr>
-        <w:t>5</w:t>
-      </w:r>
-      <w:r>
-        <w:rPr>
-          <w:rFonts w:ascii="Times New Roman" w:hAnsi="Times New Roman" w:cs="Times New Roman"/>
-          <w:sz w:val="28"/>
-          <w:szCs w:val="28"/>
-          <w:lang/>
-        </w:rPr>
-        <w:t>0</w:t>
-      </w:r>
-      <w:r>
-        <w:rPr>
-          <w:rFonts w:ascii="Times New Roman" w:hAnsi="Times New Roman" w:cs="Times New Roman"/>
-          <w:sz w:val="28"/>
-          <w:szCs w:val="28"/>
-        </w:rPr>
-        <w:t>0МБ;</w:t>
-      </w:r>
-    </w:p>
-    <w:p>
-      <w:pPr>
-        <w:pStyle w:val="a3"/>
-        <w:numPr>
-          <w:ilvl w:val="1"/>
-          <w:numId w:val="3"/>
-        </w:numPr>
-        <w:spacing w:line="360" w:lineRule="auto"/>
-        <w:jc w:val="both"/>
-        <w:rPr>
-          <w:rFonts w:ascii="Times New Roman" w:hAnsi="Times New Roman" w:cs="Times New Roman"/>
-          <w:sz w:val="28"/>
-          <w:szCs w:val="28"/>
-          <w:shd w:val="clear" w:color="auto" w:fill="FFFFFF"/>
-        </w:rPr>
-      </w:pPr>
-      <w:r>
-        <w:rPr>
-          <w:rFonts w:ascii="Times New Roman" w:hAnsi="Times New Roman" w:cs="Times New Roman"/>
-          <w:sz w:val="28"/>
-          <w:szCs w:val="28"/>
-          <w:lang/>
-        </w:rPr>
-        <w:t xml:space="preserve">Программа </w:t>
-      </w:r>
-      <w:r>
-        <w:rPr>
-          <w:rFonts w:ascii="Times New Roman" w:hAnsi="Times New Roman" w:cs="Times New Roman"/>
-          <w:sz w:val="28"/>
-          <w:szCs w:val="28"/>
-        </w:rPr>
-        <w:t>должно потреблять не более 10% номинальной мощности процессора.</w:t>
-      </w:r>
-    </w:p>
-    <w:p>
-      <w:pPr>
-        <w:pStyle w:val="a3"/>
-        <w:numPr>
-          <w:ilvl w:val="0"/>
-          <w:numId w:val="3"/>
-        </w:numPr>
-        <w:spacing w:line="360" w:lineRule="auto"/>
-        <w:jc w:val="both"/>
-        <w:rPr>
-          <w:rFonts w:ascii="Times New Roman" w:hAnsi="Times New Roman" w:cs="Times New Roman"/>
-          <w:sz w:val="28"/>
-          <w:szCs w:val="28"/>
-          <w:shd w:val="clear" w:color="auto" w:fill="FFFFFF"/>
-        </w:rPr>
-      </w:pPr>
-      <w:r>
-        <w:rPr>
-          <w:rFonts w:ascii="Times New Roman" w:hAnsi="Times New Roman" w:cs="Times New Roman"/>
-          <w:sz w:val="28"/>
-          <w:szCs w:val="28"/>
-        </w:rPr>
-        <w:t>Поддержка</w:t>
-      </w:r>
-      <w:r>
-        <w:rPr>
-          <w:rFonts w:ascii="Times New Roman" w:hAnsi="Times New Roman" w:cs="Times New Roman"/>
-          <w:sz w:val="28"/>
-          <w:szCs w:val="28"/>
-          <w:lang w:val="en-US"/>
-        </w:rPr>
-        <w:t>:</w:t>
-      </w:r>
-    </w:p>
-    <w:p>
-      <w:pPr>
-        <w:pStyle w:val="a3"/>
-        <w:numPr>
-          <w:ilvl w:val="1"/>
-          <w:numId w:val="3"/>
-        </w:numPr>
-        <w:spacing w:line="360" w:lineRule="auto"/>
-        <w:jc w:val="both"/>
-        <w:rPr>
-          <w:rFonts w:ascii="Times New Roman" w:hAnsi="Times New Roman" w:cs="Times New Roman"/>
-          <w:sz w:val="28"/>
-          <w:szCs w:val="28"/>
-          <w:shd w:val="clear" w:color="auto" w:fill="FFFFFF"/>
-        </w:rPr>
-      </w:pPr>
-      <w:r>
-        <w:rPr>
-          <w:rFonts w:ascii="Times New Roman" w:hAnsi="Times New Roman" w:cs="Times New Roman"/>
-          <w:sz w:val="28"/>
-          <w:szCs w:val="28"/>
-          <w:lang/>
-        </w:rPr>
-        <w:t>Программа</w:t>
-      </w:r>
-      <w:r>
-        <w:rPr>
-          <w:rFonts w:ascii="Times New Roman" w:hAnsi="Times New Roman" w:cs="Times New Roman"/>
-          <w:sz w:val="28"/>
-          <w:szCs w:val="28"/>
-        </w:rPr>
-        <w:t xml:space="preserve"> поддерживается </w:t>
-      </w:r>
-      <w:r>
-        <w:rPr>
-          <w:rFonts w:ascii="Times New Roman" w:hAnsi="Times New Roman" w:cs="Times New Roman"/>
-          <w:sz w:val="28"/>
-          <w:szCs w:val="28"/>
-          <w:lang/>
-        </w:rPr>
-        <w:t xml:space="preserve">на </w:t>
-      </w:r>
-      <w:r>
-        <w:rPr>
-          <w:rFonts w:ascii="Times New Roman" w:hAnsi="Times New Roman" w:cs="Times New Roman"/>
-          <w:sz w:val="28"/>
-          <w:szCs w:val="28"/>
-        </w:rPr>
-        <w:t>всех платформах, кроме</w:t>
-      </w:r>
-      <w:r>
-        <w:rPr>
-          <w:rFonts w:ascii="Times New Roman" w:hAnsi="Times New Roman" w:cs="Times New Roman"/>
-          <w:sz w:val="28"/>
-          <w:szCs w:val="28"/>
-          <w:lang/>
-        </w:rPr>
-        <w:t xml:space="preserve"> платформ с архитектурой</w:t>
-      </w:r>
-      <w:r>
-        <w:rPr>
-          <w:rFonts w:ascii="Times New Roman" w:hAnsi="Times New Roman" w:cs="Times New Roman"/>
-          <w:sz w:val="28"/>
-          <w:szCs w:val="28"/>
-        </w:rPr>
-        <w:t xml:space="preserve"> ARMv6, Windows ARM64;</w:t>
-      </w:r>
-    </w:p>
-    <w:p>
-      <w:pPr>
-        <w:pStyle w:val="a3"/>
-        <w:numPr>
-          <w:ilvl w:val="1"/>
-          <w:numId w:val="3"/>
-        </w:numPr>
-        <w:spacing w:line="360" w:lineRule="auto"/>
-        <w:jc w:val="both"/>
-        <w:rPr>
-          <w:rFonts w:ascii="Times New Roman" w:hAnsi="Times New Roman" w:cs="Times New Roman"/>
-          <w:sz w:val="28"/>
-          <w:szCs w:val="28"/>
-          <w:shd w:val="clear" w:color="auto" w:fill="FFFFFF"/>
-        </w:rPr>
-      </w:pPr>
-      <w:r>
-        <w:rPr>
-          <w:rFonts w:ascii="Times New Roman" w:hAnsi="Times New Roman" w:cs="Times New Roman"/>
-          <w:sz w:val="28"/>
-          <w:szCs w:val="28"/>
-          <w:lang/>
-        </w:rPr>
-        <w:t xml:space="preserve">Версия </w:t>
-      </w:r>
-      <w:r>
-        <w:rPr>
-          <w:rFonts w:ascii="Times New Roman" w:hAnsi="Times New Roman" w:cs="Times New Roman"/>
-          <w:sz w:val="28"/>
-          <w:szCs w:val="28"/>
-        </w:rPr>
-        <w:t xml:space="preserve">Python </w:t>
-      </w:r>
-      <w:r>
-        <w:rPr>
-          <w:rFonts w:ascii="Times New Roman" w:hAnsi="Times New Roman" w:cs="Times New Roman"/>
-          <w:sz w:val="28"/>
-          <w:szCs w:val="28"/>
-          <w:lang/>
-        </w:rPr>
-        <w:t xml:space="preserve">3.8 </w:t>
-      </w:r>
-      <w:r>
-        <w:rPr>
-          <w:rFonts w:ascii="Times New Roman" w:hAnsi="Times New Roman" w:cs="Times New Roman"/>
-          <w:sz w:val="28"/>
-          <w:szCs w:val="28"/>
-        </w:rPr>
-        <w:t>и выше;</w:t>
-      </w:r>
-    </w:p>
-    <w:p>
-      <w:pPr>
-        <w:pStyle w:val="a3"/>
-        <w:numPr>
-          <w:ilvl w:val="1"/>
-          <w:numId w:val="3"/>
-        </w:numPr>
-        <w:spacing w:line="360" w:lineRule="auto"/>
-        <w:jc w:val="both"/>
-        <w:rPr>
-          <w:rFonts w:ascii="Times New Roman" w:hAnsi="Times New Roman" w:cs="Times New Roman"/>
-          <w:sz w:val="28"/>
-          <w:szCs w:val="28"/>
-          <w:shd w:val="clear" w:color="auto" w:fill="FFFFFF"/>
-        </w:rPr>
-      </w:pPr>
-      <w:r>
-        <w:rPr>
-          <w:rFonts w:ascii="Times New Roman" w:hAnsi="Times New Roman" w:cs="Times New Roman"/>
-          <w:sz w:val="28"/>
-          <w:szCs w:val="28"/>
-          <w:lang/>
-        </w:rPr>
-        <w:t>Языки и диалекты доступные</w:t>
-      </w:r>
-      <w:r>
-        <w:rPr>
-          <w:rFonts w:ascii="Times New Roman" w:hAnsi="Times New Roman" w:cs="Times New Roman"/>
-          <w:sz w:val="28"/>
-          <w:szCs w:val="28"/>
-        </w:rPr>
-        <w:t xml:space="preserve"> </w:t>
-      </w:r>
-      <w:r>
-        <w:rPr>
-          <w:rFonts w:ascii="Times New Roman" w:hAnsi="Times New Roman" w:cs="Times New Roman"/>
-          <w:sz w:val="28"/>
-          <w:szCs w:val="28"/>
-          <w:lang/>
-        </w:rPr>
-        <w:t xml:space="preserve">к установке для работы с программой </w:t>
-      </w:r>
-      <w:r>
-        <w:rPr>
-          <w:rFonts w:ascii="Times New Roman" w:hAnsi="Times New Roman" w:cs="Times New Roman"/>
-          <w:sz w:val="28"/>
-          <w:szCs w:val="28"/>
-        </w:rPr>
-        <w:t>: английский, индийский английский, немецкий, французский, испанский, португальский, китайский, русский, турецкий, вьетнамский, итальянский, голландский, каталонский, арабский, греческий, фарси, филиппинский, украинский, казахский, шведский, японский, Эсперанто, хинди, чешский, польский.</w:t>
-      </w:r>
-    </w:p>
-    <w:p>
-      <w:pPr>
-        <w:spacing w:line="360" w:lineRule="auto"/>
-        <w:jc w:val="both"/>
-        <w:rPr>
-          <w:rFonts w:ascii="Times New Roman" w:hAnsi="Times New Roman" w:cs="Times New Roman"/>
-          <w:sz w:val="28"/>
-          <w:szCs w:val="28"/>
-        </w:rPr>
-      </w:pPr>
-      <w:r>
-        <w:rPr>
-          <w:rFonts w:ascii="Times New Roman" w:hAnsi="Times New Roman" w:cs="Times New Roman"/>
-          <w:sz w:val="28"/>
-          <w:szCs w:val="28"/>
-        </w:rPr>
-        <w:t>Критери</w:t>
-      </w:r>
-      <w:r>
-        <w:rPr>
-          <w:rFonts w:ascii="Times New Roman" w:hAnsi="Times New Roman" w:cs="Times New Roman"/>
-          <w:sz w:val="28"/>
-          <w:szCs w:val="28"/>
-          <w:lang/>
-        </w:rPr>
-        <w:t>ем качества</w:t>
-      </w:r>
-      <w:r>
-        <w:rPr>
-          <w:rFonts w:ascii="Times New Roman" w:hAnsi="Times New Roman" w:cs="Times New Roman"/>
-          <w:sz w:val="28"/>
-          <w:szCs w:val="28"/>
-        </w:rPr>
-        <w:t xml:space="preserve"> оценки результата разработки </w:t>
-      </w:r>
-      <w:r>
-        <w:rPr>
-          <w:rFonts w:ascii="Times New Roman" w:hAnsi="Times New Roman" w:cs="Times New Roman"/>
-          <w:sz w:val="28"/>
-          <w:szCs w:val="28"/>
-          <w:lang/>
-        </w:rPr>
-        <w:t>программы</w:t>
-      </w:r>
-      <w:r>
-        <w:rPr>
-          <w:rFonts w:ascii="Times New Roman" w:hAnsi="Times New Roman" w:cs="Times New Roman"/>
-          <w:sz w:val="28"/>
-          <w:szCs w:val="28"/>
-        </w:rPr>
-        <w:t xml:space="preserve"> явля</w:t>
-      </w:r>
-      <w:r>
-        <w:rPr>
-          <w:rFonts w:ascii="Times New Roman" w:hAnsi="Times New Roman" w:cs="Times New Roman"/>
-          <w:sz w:val="28"/>
-          <w:szCs w:val="28"/>
-          <w:lang/>
-        </w:rPr>
-        <w:t>е</w:t>
-      </w:r>
-      <w:r>
-        <w:rPr>
-          <w:rFonts w:ascii="Times New Roman" w:hAnsi="Times New Roman" w:cs="Times New Roman"/>
-          <w:sz w:val="28"/>
-          <w:szCs w:val="28"/>
-        </w:rPr>
-        <w:t xml:space="preserve">тся реализация </w:t>
-      </w:r>
-      <w:r>
-        <w:rPr>
-          <w:rFonts w:ascii="Times New Roman" w:hAnsi="Times New Roman" w:cs="Times New Roman"/>
-          <w:sz w:val="28"/>
-          <w:szCs w:val="28"/>
-          <w:lang/>
-        </w:rPr>
-        <w:t xml:space="preserve">следующей </w:t>
-      </w:r>
-      <w:r>
-        <w:rPr>
-          <w:rFonts w:ascii="Times New Roman" w:hAnsi="Times New Roman" w:cs="Times New Roman"/>
-          <w:sz w:val="28"/>
-          <w:szCs w:val="28"/>
-        </w:rPr>
-        <w:t>задач</w:t>
-      </w:r>
-      <w:r>
-        <w:rPr>
-          <w:rFonts w:ascii="Times New Roman" w:hAnsi="Times New Roman" w:cs="Times New Roman"/>
-          <w:sz w:val="28"/>
-          <w:szCs w:val="28"/>
-          <w:lang/>
-        </w:rPr>
-        <w:t>и</w:t>
-      </w:r>
-      <w:r>
-        <w:rPr>
-          <w:rFonts w:ascii="Times New Roman" w:hAnsi="Times New Roman" w:cs="Times New Roman"/>
-          <w:sz w:val="28"/>
-          <w:szCs w:val="28"/>
-        </w:rPr>
-        <w:t>:</w:t>
-      </w:r>
-    </w:p>
-    <w:p>
-      <w:pPr>
-        <w:pStyle w:val="a3"/>
-        <w:numPr>
-          <w:ilvl w:val="0"/>
-          <w:numId w:val="11"/>
-        </w:numPr>
-        <w:spacing w:line="360" w:lineRule="auto"/>
-        <w:jc w:val="both"/>
-        <w:rPr>
-          <w:rFonts w:ascii="Times New Roman" w:hAnsi="Times New Roman" w:cs="Times New Roman"/>
-          <w:sz w:val="28"/>
-          <w:szCs w:val="28"/>
-        </w:rPr>
-      </w:pPr>
-      <w:r>
-        <w:rPr>
-          <w:rFonts w:ascii="Times New Roman" w:hAnsi="Times New Roman" w:cs="Times New Roman"/>
-          <w:sz w:val="28"/>
-          <w:szCs w:val="28"/>
-        </w:rPr>
-        <w:lastRenderedPageBreak/>
-        <w:t xml:space="preserve">Верное </w:t>
-      </w:r>
-      <w:r>
-        <w:rPr>
-          <w:rFonts w:ascii="Times New Roman" w:hAnsi="Times New Roman" w:cs="Times New Roman"/>
-          <w:sz w:val="28"/>
-          <w:szCs w:val="28"/>
-          <w:lang/>
-        </w:rPr>
-        <w:t>распознавание сло</w:t>
-      </w:r>
-      <w:r>
-        <w:rPr>
-          <w:rFonts w:ascii="Times New Roman" w:hAnsi="Times New Roman" w:cs="Times New Roman"/>
-          <w:sz w:val="28"/>
-          <w:szCs w:val="28"/>
-        </w:rPr>
-        <w:t>в.</w:t>
-      </w:r>
-    </w:p>
-    <w:p>
-      <w:pPr>
-        <w:spacing w:line="360" w:lineRule="auto"/>
-        <w:jc w:val="both"/>
-        <w:rPr>
-          <w:rFonts w:ascii="Times New Roman" w:hAnsi="Times New Roman" w:cs="Times New Roman"/>
-          <w:sz w:val="28"/>
-          <w:szCs w:val="28"/>
-        </w:rPr>
-      </w:pPr>
-      <w:r>
-        <w:rPr>
-          <w:rFonts w:ascii="Times New Roman" w:hAnsi="Times New Roman" w:cs="Times New Roman"/>
-          <w:sz w:val="28"/>
-          <w:szCs w:val="28"/>
-        </w:rPr>
-        <w:t>Однако степень уверенности и удобности для пользования программным средством пользователем без специальных знаний представляется затруднительным, поэтому оценка удобства при использовании можно считать удовлетворительной.</w:t>
-      </w:r>
-    </w:p>
-    <w:p>
-      <w:pPr>
-        <w:pStyle w:val="1"/>
-        <w:spacing w:line="360" w:lineRule="auto"/>
-        <w:jc w:val="center"/>
-        <w:rPr>
-          <w:rFonts w:ascii="Times New Roman" w:hAnsi="Times New Roman" w:cs="Times New Roman"/>
-          <w:b/>
-          <w:bCs/>
-          <w:color w:val="auto"/>
-          <w:sz w:val="28"/>
-          <w:szCs w:val="28"/>
-          <w:shd w:val="clear" w:color="auto" w:fill="FFFFFF"/>
-          <w:lang w:val="ru-RU"/>
-        </w:rPr>
-      </w:pPr>
-      <w:r>
-        <w:rPr>
-          <w:rFonts w:ascii="Times New Roman" w:hAnsi="Times New Roman" w:cs="Times New Roman"/>
-          <w:b/>
-          <w:bCs/>
-          <w:color w:val="auto"/>
-          <w:sz w:val="28"/>
-          <w:szCs w:val="28"/>
-          <w:lang w:val="ru-RU"/>
-        </w:rPr>
-        <w:t>Описание и обоснование метода тестирования документации</w:t>
-      </w:r>
-    </w:p>
-    <w:p>
-      <w:pPr>
-        <w:spacing w:line="360" w:lineRule="auto"/>
-        <w:ind w:firstLine="708"/>
-        <w:jc w:val="both"/>
-        <w:rPr>
-          <w:rFonts w:ascii="Times New Roman" w:hAnsi="Times New Roman" w:cs="Times New Roman"/>
-          <w:sz w:val="28"/>
-          <w:szCs w:val="28"/>
-          <w:shd w:val="clear" w:color="auto" w:fill="FFFFFF"/>
-        </w:rPr>
-      </w:pPr>
-      <w:r>
-        <w:rPr>
-          <w:rFonts w:ascii="Times New Roman" w:hAnsi="Times New Roman" w:cs="Times New Roman"/>
-          <w:sz w:val="28"/>
-          <w:szCs w:val="28"/>
-          <w:shd w:val="clear" w:color="auto" w:fill="FFFFFF"/>
-        </w:rPr>
-        <w:t xml:space="preserve"> Анализ курсовой работы будет осуществлен согласно ГОСТ ИСО/МЭК 9126-2001, так как разработка программного средства для её выполнения происходило согласно ГОСТ ИСО/МЭК 9126-2001.</w:t>
-      </w:r>
-    </w:p>
-    <w:p>
-      <w:pPr>
-        <w:pStyle w:val="1"/>
-        <w:spacing w:line="360" w:lineRule="auto"/>
-        <w:jc w:val="center"/>
-        <w:rPr>
-          <w:rFonts w:ascii="Times New Roman" w:hAnsi="Times New Roman" w:cs="Times New Roman"/>
-          <w:b/>
-          <w:bCs/>
-          <w:color w:val="auto"/>
-          <w:sz w:val="28"/>
-          <w:szCs w:val="28"/>
-          <w:lang w:val="ru-RU"/>
-        </w:rPr>
-      </w:pPr>
-      <w:r>
-        <w:rPr>
-          <w:rFonts w:ascii="Times New Roman" w:hAnsi="Times New Roman" w:cs="Times New Roman"/>
-          <w:b/>
-          <w:bCs/>
-          <w:color w:val="auto"/>
-          <w:sz w:val="28"/>
-          <w:szCs w:val="28"/>
-          <w:lang w:val="ru-RU"/>
-        </w:rPr>
-        <w:t>Список несоответствий в документации критериям качества</w:t>
-      </w:r>
-    </w:p>
-    <w:p>
-      <w:pPr>
-        <w:spacing w:line="360" w:lineRule="auto"/>
-        <w:ind w:firstLine="708"/>
-        <w:jc w:val="both"/>
-        <w:rPr>
-          <w:rFonts w:ascii="Times New Roman" w:hAnsi="Times New Roman" w:cs="Times New Roman"/>
-          <w:sz w:val="28"/>
-          <w:szCs w:val="28"/>
-        </w:rPr>
-      </w:pPr>
-      <w:r>
-        <w:rPr>
-          <w:rFonts w:ascii="Times New Roman" w:hAnsi="Times New Roman" w:cs="Times New Roman"/>
-          <w:sz w:val="28"/>
-          <w:szCs w:val="28"/>
-        </w:rPr>
-        <w:t xml:space="preserve">Согласно государственному стандарту ИСО/МЭК 9126-2021 не реализуется характеристика мобильности, так как указания на реализацию программного </w:t>
-      </w:r>
-      <w:r>
-        <w:rPr>
-          <w:rFonts w:ascii="Times New Roman" w:hAnsi="Times New Roman" w:cs="Times New Roman"/>
-          <w:sz w:val="28"/>
-          <w:szCs w:val="28"/>
-        </w:rPr>
-        <w:t xml:space="preserve">средства не включали её применение. </w:t>
-      </w:r>
-    </w:p>
-    <w:p>
-      <w:pPr>
-        <w:spacing w:line="360" w:lineRule="auto"/>
-        <w:jc w:val="both"/>
-        <w:rPr>
-          <w:rFonts w:ascii="Times New Roman" w:hAnsi="Times New Roman" w:cs="Times New Roman"/>
-          <w:sz w:val="28"/>
-          <w:szCs w:val="28"/>
-        </w:rPr>
-      </w:pPr>
-      <w:r>
-        <w:rPr>
-          <w:rFonts w:ascii="Times New Roman" w:hAnsi="Times New Roman" w:cs="Times New Roman"/>
-          <w:sz w:val="28"/>
-          <w:szCs w:val="28"/>
-        </w:rPr>
-        <w:t>Однако, в указаниях и техническом задании на выполнение программного средства в качестве курсового проекта выполнены все требования, поэтому несоответствия оценки модели качества не могут быть рассмотрены в данных целях. Программа соответствует всем заложенным критериям модели качества.</w:t>
-      </w:r>
-    </w:p>
-    <w:p>
-      <w:pPr>
-        <w:pStyle w:val="1"/>
-        <w:spacing w:line="360" w:lineRule="auto"/>
-        <w:rPr>
-          <w:rFonts w:ascii="Times New Roman" w:hAnsi="Times New Roman" w:cs="Times New Roman"/>
-          <w:b/>
-          <w:bCs/>
-          <w:color w:val="auto"/>
-          <w:sz w:val="28"/>
-          <w:szCs w:val="28"/>
-        </w:rPr>
-      </w:pPr>
-      <w:r>
-        <w:rPr>
-          <w:rFonts w:ascii="Times New Roman" w:hAnsi="Times New Roman" w:cs="Times New Roman"/>
-          <w:b/>
-          <w:bCs/>
-          <w:color w:val="auto"/>
-          <w:sz w:val="28"/>
-          <w:szCs w:val="28"/>
-        </w:rPr>
-        <w:t>Выводы по работе.</w:t>
-      </w:r>
-    </w:p>
-    <w:p>
-      <w:pPr>
-        <w:spacing w:line="360" w:lineRule="auto"/>
-        <w:ind w:firstLine="708"/>
-        <w:rPr>
-          <w:rFonts w:ascii="Times New Roman" w:hAnsi="Times New Roman" w:cs="Times New Roman"/>
-          <w:sz w:val="28"/>
-          <w:szCs w:val="28"/>
-        </w:rPr>
-      </w:pPr>
-      <w:r>
-        <w:rPr>
-          <w:rFonts w:ascii="Times New Roman" w:hAnsi="Times New Roman" w:cs="Times New Roman"/>
-          <w:sz w:val="28"/>
-          <w:szCs w:val="28"/>
-        </w:rPr>
-        <w:t>В связи с проведенным анализом программного средства можно считать, что программный продукт соответствует заявленным требованиям и может использоваться</w:t>
-      </w:r>
-      <w:r>
-        <w:rPr>
-          <w:rFonts w:ascii="Times New Roman" w:hAnsi="Times New Roman" w:cs="Times New Roman"/>
-          <w:sz w:val="28"/>
-          <w:szCs w:val="28"/>
-        </w:rPr>
-        <w:t xml:space="preserve"> по назначению.</w:t>
-      </w:r>
-    </w:p>
-    <w:p>
-      <w:pPr>
-        <w:spacing w:line="360" w:lineRule="auto"/>
-        <w:ind w:firstLine="708"/>
-        <w:rPr>
-          <w:rFonts w:ascii="Times New Roman" w:hAnsi="Times New Roman" w:cs="Times New Roman"/>
-          <w:sz w:val="28"/>
-          <w:szCs w:val="28"/>
-        </w:rPr>
-      </w:pPr>
-      <w:r>
-        <w:rPr>
-          <w:rFonts w:ascii="Times New Roman" w:hAnsi="Times New Roman" w:cs="Times New Roman"/>
-          <w:sz w:val="28"/>
-          <w:szCs w:val="28"/>
-        </w:rPr>
-        <w:t>Общая оценка по проведенному анализу и по стандартам метрики стандарта 9126 можно считать удовлетворительной.</w:t>
-      </w:r>
-    </w:p>
-    <w:p>
-      <w:pPr>
-        <w:pStyle w:val="1"/>
-        <w:spacing w:line="360" w:lineRule="auto"/>
-        <w:rPr>
-          <w:rFonts w:ascii="Times New Roman" w:hAnsi="Times New Roman" w:cs="Times New Roman"/>
-          <w:b/>
-          <w:bCs/>
-          <w:color w:val="auto"/>
-          <w:sz w:val="28"/>
-          <w:szCs w:val="28"/>
-        </w:rPr>
-      </w:pPr>
-      <w:r>
-        <w:rPr>
-          <w:rFonts w:ascii="Times New Roman" w:hAnsi="Times New Roman" w:cs="Times New Roman"/>
-          <w:b/>
-          <w:bCs/>
-          <w:color w:val="auto"/>
-          <w:sz w:val="28"/>
-          <w:szCs w:val="28"/>
-        </w:rPr>
-        <w:t>Список использованных источников.</w:t>
-      </w:r>
-    </w:p>
-    <w:p>
-      <w:pPr>
-        <w:pStyle w:val="a3"/>
-        <w:numPr>
-          <w:ilvl w:val="0"/>
-          <w:numId w:val="14"/>
-        </w:numPr>
-        <w:spacing w:line="360" w:lineRule="auto"/>
-        <w:rPr>
-          <w:rFonts w:ascii="Times New Roman" w:hAnsi="Times New Roman" w:cs="Times New Roman"/>
-          <w:sz w:val="28"/>
-          <w:szCs w:val="28"/>
-        </w:rPr>
-      </w:pPr>
-      <w:r>
-        <w:rPr>
-          <w:rFonts w:ascii="Times New Roman" w:hAnsi="Times New Roman" w:cs="Times New Roman"/>
-          <w:sz w:val="28"/>
-          <w:szCs w:val="28"/>
-        </w:rPr>
-        <w:t>ГОСТ Р ИСО/МЭК 9126-93</w:t>
-      </w:r>
-      <w:r>
-        <w:rPr>
-          <w:rFonts w:ascii="Times New Roman" w:hAnsi="Times New Roman" w:cs="Times New Roman"/>
-          <w:sz w:val="28"/>
-          <w:szCs w:val="28"/>
-          <w:lang w:val="en-US"/>
-        </w:rPr>
-        <w:t>;</w:t>
-      </w:r>
-    </w:p>
-    <w:p>
-      <w:pPr>
-        <w:pStyle w:val="a3"/>
-        <w:numPr>
-          <w:ilvl w:val="0"/>
-          <w:numId w:val="14"/>
-        </w:numPr>
-        <w:spacing w:line="360" w:lineRule="auto"/>
-        <w:rPr>
-          <w:rFonts w:ascii="Times New Roman" w:hAnsi="Times New Roman" w:cs="Times New Roman"/>
-          <w:sz w:val="28"/>
-          <w:szCs w:val="28"/>
-        </w:rPr>
-      </w:pPr>
-      <w:r>
-        <w:rPr>
-          <w:rFonts w:ascii="Times New Roman" w:hAnsi="Times New Roman" w:cs="Times New Roman"/>
-          <w:sz w:val="28"/>
-          <w:szCs w:val="28"/>
-          <w:shd w:val="clear" w:color="auto" w:fill="FFFFFF"/>
-        </w:rPr>
-        <w:lastRenderedPageBreak/>
-        <w:t>ИСО/МЭК 2504</w:t>
-      </w:r>
-      <w:r>
-        <w:rPr>
-          <w:rFonts w:ascii="Times New Roman" w:hAnsi="Times New Roman" w:cs="Times New Roman"/>
-          <w:sz w:val="28"/>
-          <w:szCs w:val="28"/>
-          <w:shd w:val="clear" w:color="auto" w:fill="FFFFFF"/>
-          <w:lang w:val="en-US"/>
-        </w:rPr>
-        <w:t>n</w:t>
-      </w:r>
-      <w:r>
-        <w:rPr>
-          <w:rFonts w:ascii="Times New Roman" w:hAnsi="Times New Roman" w:cs="Times New Roman"/>
-          <w:sz w:val="28"/>
-          <w:szCs w:val="28"/>
-          <w:shd w:val="clear" w:color="auto" w:fill="FFFFFF"/>
-        </w:rPr>
-        <w:t xml:space="preserve"> – «Серия государственных стандартов по оценке качества»;</w:t>
-      </w:r>
-    </w:p>
-    <w:p>
-      <w:pPr>
-        <w:pStyle w:val="a3"/>
-        <w:numPr>
-          <w:ilvl w:val="0"/>
-          <w:numId w:val="14"/>
-        </w:numPr>
-        <w:spacing w:line="360" w:lineRule="auto"/>
-        <w:rPr>
-          <w:rFonts w:ascii="Times New Roman" w:hAnsi="Times New Roman" w:cs="Times New Roman"/>
-          <w:sz w:val="28"/>
-          <w:szCs w:val="28"/>
-        </w:rPr>
-      </w:pPr>
-      <w:r>
-        <w:rPr>
-          <w:rFonts w:ascii="Times New Roman" w:hAnsi="Times New Roman" w:cs="Times New Roman"/>
-          <w:sz w:val="28"/>
-          <w:szCs w:val="28"/>
-        </w:rPr>
-        <w:t xml:space="preserve">ГОСТ 28195-89 </w:t>
-      </w:r>
-      <w:r>
-        <w:rPr>
-          <w:rFonts w:ascii="Times New Roman" w:hAnsi="Times New Roman" w:cs="Times New Roman"/>
-          <w:sz w:val="28"/>
-          <w:szCs w:val="28"/>
-        </w:rPr>
-        <w:t>– «</w:t>
-      </w:r>
-      <w:r>
-        <w:rPr>
-          <w:rFonts w:ascii="Times New Roman" w:hAnsi="Times New Roman" w:cs="Times New Roman"/>
-          <w:sz w:val="28"/>
-          <w:szCs w:val="28"/>
-        </w:rPr>
-        <w:t>Оценка качества программных средств</w:t>
-      </w:r>
-      <w:r>
-        <w:rPr>
-          <w:rFonts w:ascii="Times New Roman" w:hAnsi="Times New Roman" w:cs="Times New Roman"/>
-          <w:sz w:val="28"/>
-          <w:szCs w:val="28"/>
-        </w:rPr>
-        <w:t>»</w:t>
-      </w:r>
-      <w:r>
-        <w:rPr>
-          <w:rFonts w:ascii="Times New Roman" w:hAnsi="Times New Roman" w:cs="Times New Roman"/>
-          <w:sz w:val="28"/>
-          <w:szCs w:val="28"/>
-        </w:rPr>
-        <w:t>;</w:t>
-      </w:r>
-    </w:p>
-    <w:p>
-      <w:pPr>
-        <w:pStyle w:val="a3"/>
-        <w:numPr>
-          <w:ilvl w:val="0"/>
-          <w:numId w:val="14"/>
-        </w:numPr>
-        <w:spacing w:line="360" w:lineRule="auto"/>
-        <w:rPr>
-          <w:rFonts w:ascii="Times New Roman" w:hAnsi="Times New Roman" w:cs="Times New Roman"/>
-          <w:sz w:val="28"/>
-          <w:szCs w:val="28"/>
-        </w:rPr>
-      </w:pPr>
-      <w:r>
-        <w:rPr>
-          <w:rFonts w:ascii="Times New Roman" w:hAnsi="Times New Roman" w:cs="Times New Roman"/>
-          <w:sz w:val="28"/>
-          <w:szCs w:val="28"/>
-        </w:rPr>
-        <w:t>Учебное пособие "Основы управления качеством программных средств" Т. В. Афанасьева А. Н. Афанасьев 2017г</w:t>
-      </w:r>
-      <w:r>
-        <w:rPr>
-          <w:rFonts w:ascii="Times New Roman" w:hAnsi="Times New Roman" w:cs="Times New Roman"/>
-          <w:sz w:val="28"/>
-          <w:szCs w:val="28"/>
-        </w:rPr>
-        <w:t>;</w:t>
-      </w:r>
-    </w:p>
-    <w:p>
-      <w:pPr>
-        <w:pStyle w:val="a3"/>
-        <w:numPr>
-          <w:ilvl w:val="0"/>
-          <w:numId w:val="14"/>
-        </w:numPr>
-        <w:spacing w:line="360" w:lineRule="auto"/>
-        <w:rPr>
-          <w:rFonts w:ascii="Times New Roman" w:hAnsi="Times New Roman" w:cs="Times New Roman"/>
-          <w:sz w:val="28"/>
-          <w:szCs w:val="28"/>
-        </w:rPr>
-      </w:pPr>
-      <w:r>
-        <w:rPr>
-          <w:rFonts w:ascii="Times New Roman" w:hAnsi="Times New Roman" w:cs="Times New Roman"/>
-          <w:sz w:val="28"/>
-          <w:szCs w:val="28"/>
-        </w:rPr>
-        <w:t>ГОСТ 28806-90 «КАЧЕСТВО ПРОГРАММНЫХ СРЕДСТВ. Термины и определения</w:t>
-      </w:r>
-      <w:r>
-        <w:rPr>
-          <w:rFonts w:ascii="Times New Roman" w:hAnsi="Times New Roman" w:cs="Times New Roman"/>
-          <w:sz w:val="28"/>
-          <w:szCs w:val="28"/>
-        </w:rPr>
-        <w:t>».</w:t>
-      </w:r>
+        <w:spacing w:line="276" w:lineRule="auto"/>
+        <w:ind w:left="0"/>
+        <w:rPr>
+          <w:rFonts w:ascii="Times New Roman" w:hAnsi="Times New Roman" w:cs="Times New Roman"/>
+          <w:sz w:val="28"/>
+          <w:szCs w:val="28"/>
+        </w:rPr>
+      </w:pPr>
     </w:p>
     <w:sectPr>
       <w:pgSz w:w="11906" w:h="16838"/>
@@ -1916,6 +1948,92 @@
     </w:lvl>
   </w:abstractNum>
   <w:abstractNum w:abstractNumId="2" w15:restartNumberingAfterBreak="0">
+    <w:nsid w:val="1CF3570A"/>
+    <w:multiLevelType w:val="hybridMultilevel"/>
+    <w:tmpl w:val="A4FCC8EE"/>
+    <w:lvl w:ilvl="0" w:tplc="0419000F">
+      <w:start w:val="1"/>
+      <w:numFmt w:val="decimal"/>
+      <w:lvlText w:val="%1."/>
+      <w:lvlJc w:val="left"/>
+      <w:pPr>
+        <w:ind w:left="1428" w:hanging="360"/>
+      </w:pPr>
+    </w:lvl>
+    <w:lvl w:ilvl="1" w:tplc="04190019" w:tentative="1">
+      <w:start w:val="1"/>
+      <w:numFmt w:val="lowerLetter"/>
+      <w:lvlText w:val="%2."/>
+      <w:lvlJc w:val="left"/>
+      <w:pPr>
+        <w:ind w:left="2148" w:hanging="360"/>
+      </w:pPr>
+    </w:lvl>
+    <w:lvl w:ilvl="2" w:tplc="0419001B" w:tentative="1">
+      <w:start w:val="1"/>
+      <w:numFmt w:val="lowerRoman"/>
+      <w:lvlText w:val="%3."/>
+      <w:lvlJc w:val="right"/>
+      <w:pPr>
+        <w:ind w:left="2868" w:hanging="180"/>
+      </w:pPr>
+    </w:lvl>
+    <w:lvl w:ilvl="3" w:tplc="0419000F" w:tentative="1">
+      <w:start w:val="1"/>
+      <w:numFmt w:val="decimal"/>
+      <w:lvlText w:val="%4."/>
+      <w:lvlJc w:val="left"/>
+      <w:pPr>
+        <w:ind w:left="3588" w:hanging="360"/>
+      </w:pPr>
+    </w:lvl>
+    <w:lvl w:ilvl="4" w:tplc="04190019" w:tentative="1">
+      <w:start w:val="1"/>
+      <w:numFmt w:val="lowerLetter"/>
+      <w:lvlText w:val="%5."/>
+      <w:lvlJc w:val="left"/>
+      <w:pPr>
+        <w:ind w:left="4308" w:hanging="360"/>
+      </w:pPr>
+    </w:lvl>
+    <w:lvl w:ilvl="5" w:tplc="0419001B" w:tentative="1">
+      <w:start w:val="1"/>
+      <w:numFmt w:val="lowerRoman"/>
+      <w:lvlText w:val="%6."/>
+      <w:lvlJc w:val="right"/>
+      <w:pPr>
+        <w:ind w:left="5028" w:hanging="180"/>
+      </w:pPr>
+    </w:lvl>
+    <w:lvl w:ilvl="6" w:tplc="0419000F" w:tentative="1">
+      <w:start w:val="1"/>
+      <w:numFmt w:val="decimal"/>
+      <w:lvlText w:val="%7."/>
+      <w:lvlJc w:val="left"/>
+      <w:pPr>
+        <w:ind w:left="5748" w:hanging="360"/>
+      </w:pPr>
+    </w:lvl>
+    <w:lvl w:ilvl="7" w:tplc="04190019" w:tentative="1">
+      <w:start w:val="1"/>
+      <w:numFmt w:val="lowerLetter"/>
+      <w:lvlText w:val="%8."/>
+      <w:lvlJc w:val="left"/>
+      <w:pPr>
+        <w:ind w:left="6468" w:hanging="360"/>
+      </w:pPr>
+    </w:lvl>
+    <w:lvl w:ilvl="8" w:tplc="0419001B" w:tentative="1">
+      <w:start w:val="1"/>
+      <w:numFmt w:val="lowerRoman"/>
+      <w:lvlText w:val="%9."/>
+      <w:lvlJc w:val="right"/>
+      <w:pPr>
+        <w:ind w:left="7188" w:hanging="180"/>
+      </w:pPr>
+    </w:lvl>
+  </w:abstractNum>
+  <w:abstractNum w:abstractNumId="3" w15:restartNumberingAfterBreak="0">
     <w:nsid w:val="1E6664BB"/>
     <w:multiLevelType w:val="hybridMultilevel"/>
     <w:tmpl w:val="6C0C8F34"/>
@@ -2004,7 +2122,7 @@
       </w:pPr>
     </w:lvl>
   </w:abstractNum>
-  <w:abstractNum w:abstractNumId="3" w15:restartNumberingAfterBreak="0">
+  <w:abstractNum w:abstractNumId="4" w15:restartNumberingAfterBreak="0">
     <w:nsid w:val="25475B87"/>
     <w:multiLevelType w:val="hybridMultilevel"/>
     <w:tmpl w:val="10E6B49E"/>
@@ -2117,7 +2235,7 @@
       </w:rPr>
     </w:lvl>
   </w:abstractNum>
-  <w:abstractNum w:abstractNumId="4" w15:restartNumberingAfterBreak="0">
+  <w:abstractNum w:abstractNumId="5" w15:restartNumberingAfterBreak="0">
     <w:nsid w:val="37322CDE"/>
     <w:multiLevelType w:val="hybridMultilevel"/>
     <w:tmpl w:val="F8B60838"/>
@@ -2203,7 +2321,7 @@
       </w:pPr>
     </w:lvl>
   </w:abstractNum>
-  <w:abstractNum w:abstractNumId="5" w15:restartNumberingAfterBreak="0">
+  <w:abstractNum w:abstractNumId="6" w15:restartNumberingAfterBreak="0">
     <w:nsid w:val="48202632"/>
     <w:multiLevelType w:val="hybridMultilevel"/>
     <w:tmpl w:val="23E2FC0E"/>
@@ -2292,7 +2410,93 @@
       </w:pPr>
     </w:lvl>
   </w:abstractNum>
-  <w:abstractNum w:abstractNumId="6" w15:restartNumberingAfterBreak="0">
+  <w:abstractNum w:abstractNumId="7" w15:restartNumberingAfterBreak="0">
+    <w:nsid w:val="564567A5"/>
+    <w:multiLevelType w:val="hybridMultilevel"/>
+    <w:tmpl w:val="0AE67B70"/>
+    <w:lvl w:ilvl="0" w:tplc="0419000F">
+      <w:start w:val="1"/>
+      <w:numFmt w:val="decimal"/>
+      <w:lvlText w:val="%1."/>
+      <w:lvlJc w:val="left"/>
+      <w:pPr>
+        <w:ind w:left="1068" w:hanging="360"/>
+      </w:pPr>
+    </w:lvl>
+    <w:lvl w:ilvl="1" w:tplc="04190019" w:tentative="1">
+      <w:start w:val="1"/>
+      <w:numFmt w:val="lowerLetter"/>
+      <w:lvlText w:val="%2."/>
+      <w:lvlJc w:val="left"/>
+      <w:pPr>
+        <w:ind w:left="1788" w:hanging="360"/>
+      </w:pPr>
+    </w:lvl>
+    <w:lvl w:ilvl="2" w:tplc="0419001B" w:tentative="1">
+      <w:start w:val="1"/>
+      <w:numFmt w:val="lowerRoman"/>
+      <w:lvlText w:val="%3."/>
+      <w:lvlJc w:val="right"/>
+      <w:pPr>
+        <w:ind w:left="2508" w:hanging="180"/>
+      </w:pPr>
+    </w:lvl>
+    <w:lvl w:ilvl="3" w:tplc="0419000F" w:tentative="1">
+      <w:start w:val="1"/>
+      <w:numFmt w:val="decimal"/>
+      <w:lvlText w:val="%4."/>
+      <w:lvlJc w:val="left"/>
+      <w:pPr>
+        <w:ind w:left="3228" w:hanging="360"/>
+      </w:pPr>
+    </w:lvl>
+    <w:lvl w:ilvl="4" w:tplc="04190019" w:tentative="1">
+      <w:start w:val="1"/>
+      <w:numFmt w:val="lowerLetter"/>
+      <w:lvlText w:val="%5."/>
+      <w:lvlJc w:val="left"/>
+      <w:pPr>
+        <w:ind w:left="3948" w:hanging="360"/>
+      </w:pPr>
+    </w:lvl>
+    <w:lvl w:ilvl="5" w:tplc="0419001B" w:tentative="1">
+      <w:start w:val="1"/>
+      <w:numFmt w:val="lowerRoman"/>
+      <w:lvlText w:val="%6."/>
+      <w:lvlJc w:val="right"/>
+      <w:pPr>
+        <w:ind w:left="4668" w:hanging="180"/>
+      </w:pPr>
+    </w:lvl>
+    <w:lvl w:ilvl="6" w:tplc="0419000F" w:tentative="1">
+      <w:start w:val="1"/>
+      <w:numFmt w:val="decimal"/>
+      <w:lvlText w:val="%7."/>
+      <w:lvlJc w:val="left"/>
+      <w:pPr>
+        <w:ind w:left="5388" w:hanging="360"/>
+      </w:pPr>
+    </w:lvl>
+    <w:lvl w:ilvl="7" w:tplc="04190019" w:tentative="1">
+      <w:start w:val="1"/>
+      <w:numFmt w:val="lowerLetter"/>
+      <w:lvlText w:val="%8."/>
+      <w:lvlJc w:val="left"/>
+      <w:pPr>
+        <w:ind w:left="6108" w:hanging="360"/>
+      </w:pPr>
+    </w:lvl>
+    <w:lvl w:ilvl="8" w:tplc="0419001B" w:tentative="1">
+      <w:start w:val="1"/>
+      <w:numFmt w:val="lowerRoman"/>
+      <w:lvlText w:val="%9."/>
+      <w:lvlJc w:val="right"/>
+      <w:pPr>
+        <w:ind w:left="6828" w:hanging="180"/>
+      </w:pPr>
+    </w:lvl>
+  </w:abstractNum>
+  <w:abstractNum w:abstractNumId="8" w15:restartNumberingAfterBreak="0">
     <w:nsid w:val="5C8B12D6"/>
     <w:multiLevelType w:val="hybridMultilevel"/>
     <w:tmpl w:val="B8923720"/>
@@ -2381,7 +2585,7 @@
       </w:pPr>
     </w:lvl>
   </w:abstractNum>
-  <w:abstractNum w:abstractNumId="7" w15:restartNumberingAfterBreak="0">
+  <w:abstractNum w:abstractNumId="9" w15:restartNumberingAfterBreak="0">
     <w:nsid w:val="61431A08"/>
     <w:multiLevelType w:val="hybridMultilevel"/>
     <w:tmpl w:val="532C55BA"/>
@@ -2470,7 +2674,7 @@
       </w:pPr>
     </w:lvl>
   </w:abstractNum>
-  <w:abstractNum w:abstractNumId="8" w15:restartNumberingAfterBreak="0">
+  <w:abstractNum w:abstractNumId="10" w15:restartNumberingAfterBreak="0">
     <w:nsid w:val="62B34552"/>
     <w:multiLevelType w:val="hybridMultilevel"/>
     <w:tmpl w:val="099A9F52"/>
@@ -2556,7 +2760,7 @@
       </w:pPr>
     </w:lvl>
   </w:abstractNum>
-  <w:abstractNum w:abstractNumId="9" w15:restartNumberingAfterBreak="0">
+  <w:abstractNum w:abstractNumId="11" w15:restartNumberingAfterBreak="0">
     <w:nsid w:val="64777D90"/>
     <w:multiLevelType w:val="hybridMultilevel"/>
     <w:tmpl w:val="A796B72A"/>
@@ -2669,7 +2873,7 @@
       </w:rPr>
     </w:lvl>
   </w:abstractNum>
-  <w:abstractNum w:abstractNumId="10" w15:restartNumberingAfterBreak="0">
+  <w:abstractNum w:abstractNumId="12" w15:restartNumberingAfterBreak="0">
     <w:nsid w:val="71192C1B"/>
     <w:multiLevelType w:val="hybridMultilevel"/>
     <w:tmpl w:val="A93A8D62"/>
@@ -2782,7 +2986,7 @@
       </w:rPr>
     </w:lvl>
   </w:abstractNum>
-  <w:abstractNum w:abstractNumId="11" w15:restartNumberingAfterBreak="0">
+  <w:abstractNum w:abstractNumId="13" w15:restartNumberingAfterBreak="0">
     <w:nsid w:val="71CC7B88"/>
     <w:multiLevelType w:val="multilevel"/>
     <w:tmpl w:val="F89E51A4"/>
@@ -2877,7 +3081,7 @@
       </w:pPr>
     </w:lvl>
   </w:abstractNum>
-  <w:abstractNum w:abstractNumId="12" w15:restartNumberingAfterBreak="0">
+  <w:abstractNum w:abstractNumId="14" w15:restartNumberingAfterBreak="0">
     <w:nsid w:val="76642C28"/>
     <w:multiLevelType w:val="hybridMultilevel"/>
     <w:tmpl w:val="D1F2AEC2"/>
@@ -2966,7 +3170,7 @@
       </w:pPr>
     </w:lvl>
   </w:abstractNum>
-  <w:abstractNum w:abstractNumId="13" w15:restartNumberingAfterBreak="0">
+  <w:abstractNum w:abstractNumId="15" w15:restartNumberingAfterBreak="0">
     <w:nsid w:val="7C7F73BE"/>
     <w:multiLevelType w:val="hybridMultilevel"/>
     <w:tmpl w:val="4232FA94"/>
@@ -3053,46 +3257,52 @@
     </w:lvl>
   </w:abstractNum>
   <w:num w:numId="1">
-    <w:abstractNumId w:val="13"/>
+    <w:abstractNumId w:val="15"/>
   </w:num>
   <w:num w:numId="2">
     <w:abstractNumId w:val="0"/>
   </w:num>
   <w:num w:numId="3">
-    <w:abstractNumId w:val="8"/>
+    <w:abstractNumId w:val="10"/>
   </w:num>
   <w:num w:numId="4">
+    <w:abstractNumId w:val="14"/>
+  </w:num>
+  <w:num w:numId="5">
+    <w:abstractNumId w:val="6"/>
+  </w:num>
+  <w:num w:numId="6">
+    <w:abstractNumId w:val="9"/>
+  </w:num>
+  <w:num w:numId="7">
+    <w:abstractNumId w:val="3"/>
+  </w:num>
+  <w:num w:numId="8">
+    <w:abstractNumId w:val="13"/>
+  </w:num>
+  <w:num w:numId="9">
     <w:abstractNumId w:val="12"/>
   </w:num>
-  <w:num w:numId="5">
+  <w:num w:numId="10">
     <w:abstractNumId w:val="5"/>
   </w:num>
-  <w:num w:numId="6">
-    <w:abstractNumId w:val="7"/>
-  </w:num>
-  <w:num w:numId="7">
-    <w:abstractNumId w:val="2"/>
-  </w:num>
-  <w:num w:numId="8">
+  <w:num w:numId="11">
     <w:abstractNumId w:val="11"/>
   </w:num>
-  <w:num w:numId="9">
-    <w:abstractNumId w:val="10"/>
-  </w:num>
-  <w:num w:numId="10">
+  <w:num w:numId="12">
     <w:abstractNumId w:val="4"/>
-  </w:num>
-  <w:num w:numId="11">
-    <w:abstractNumId w:val="9"/>
-  </w:num>
-  <w:num w:numId="12">
-    <w:abstractNumId w:val="3"/>
   </w:num>
   <w:num w:numId="13">
     <w:abstractNumId w:val="1"/>
   </w:num>
   <w:num w:numId="14">
-    <w:abstractNumId w:val="6"/>
+    <w:abstractNumId w:val="8"/>
+  </w:num>
+  <w:num w:numId="15">
+    <w:abstractNumId w:val="7"/>
+  </w:num>
+  <w:num w:numId="16">
+    <w:abstractNumId w:val="2"/>
   </w:num>
 </w:numbering>
 </file>
@@ -3495,6 +3705,7 @@
   <w:style w:type="paragraph" w:default="1" w:styleId="a">
     <w:name w:val="Normal"/>
     <w:qFormat/>
+    <w:rsid w:val="008A3AAF"/>
   </w:style>
   <w:style w:type="paragraph" w:styleId="1">
     <w:name w:val="heading 1"/>

--- a/4/Управление качеством программных систем/Лабораторная работа 1/Лабораторная работа 1.docx
+++ b/4/Управление качеством программных систем/Лабораторная работа 1/Лабораторная работа 1.docx
@@ -80,7 +80,25 @@
           <w:szCs w:val="28"/>
           <w:shd w:val="clear" w:color="auto" w:fill="FFFFFF"/>
         </w:rPr>
-        <w:t>Применение современных информационных технологий для распознавания аудио».</w:t>
+        <w:t>Применение современных информационных технологий для распознавания аудио»</w:t>
+      </w:r>
+      <w:r>
+        <w:rPr>
+          <w:rFonts w:ascii="Times New Roman" w:hAnsi="Times New Roman" w:cs="Times New Roman"/>
+          <w:sz w:val="28"/>
+          <w:szCs w:val="28"/>
+          <w:shd w:val="clear" w:color="auto" w:fill="FFFFFF"/>
+        </w:rPr>
+        <w:t xml:space="preserve"> для минимизации проблем доработки и сопровождения существующего программного обеспечения</w:t>
+      </w:r>
+      <w:r>
+        <w:rPr>
+          <w:rFonts w:ascii="Times New Roman" w:hAnsi="Times New Roman" w:cs="Times New Roman"/>
+          <w:sz w:val="28"/>
+          <w:szCs w:val="28"/>
+          <w:shd w:val="clear" w:color="auto" w:fill="FFFFFF"/>
+        </w:rPr>
+        <w:t>.</w:t>
       </w:r>
     </w:p>
     <w:p>
@@ -114,6 +132,28 @@
     <w:p>
       <w:pPr>
         <w:spacing w:line="276" w:lineRule="auto"/>
+        <w:ind w:firstLine="708"/>
+        <w:jc w:val="both"/>
+        <w:rPr>
+          <w:rFonts w:ascii="Times New Roman" w:hAnsi="Times New Roman" w:cs="Times New Roman"/>
+          <w:sz w:val="28"/>
+          <w:szCs w:val="28"/>
+          <w:shd w:val="clear" w:color="auto" w:fill="FFFFFF"/>
+        </w:rPr>
+      </w:pPr>
+      <w:r>
+        <w:rPr>
+          <w:rFonts w:ascii="Times New Roman" w:hAnsi="Times New Roman" w:cs="Times New Roman"/>
+          <w:sz w:val="28"/>
+          <w:szCs w:val="28"/>
+          <w:shd w:val="clear" w:color="auto" w:fill="FFFFFF"/>
+        </w:rPr>
+        <w:t>Анализ курсовой работы будет осуществлен согласно ГОСТ ИСО/МЭК 9126-2001, так как разработка программного средства для её выполнения происходило согласно ГОСТ ИСО/МЭК 9126-2001.</w:t>
+      </w:r>
+    </w:p>
+    <w:p>
+      <w:pPr>
+        <w:spacing w:line="276" w:lineRule="auto"/>
         <w:ind w:firstLine="720"/>
         <w:jc w:val="both"/>
         <w:rPr>
@@ -128,7 +168,23 @@
           <w:sz w:val="28"/>
           <w:szCs w:val="28"/>
         </w:rPr>
-        <w:t>Анализируемая документация включает техническое задание на разработку программы для распознавания аудио, спецификации, требования к программному обеспечению и инструкции по использованию[</w:t>
+        <w:t>Анализируемая документация включает техническое задание на разработку программы для распознавания аудио, спецификации, требования к программному обеспечению и инструкции по использованию</w:t>
+      </w:r>
+      <w:r>
+        <w:rPr>
+          <w:rFonts w:ascii="Times New Roman" w:hAnsi="Times New Roman" w:cs="Times New Roman"/>
+          <w:sz w:val="28"/>
+          <w:szCs w:val="28"/>
+        </w:rPr>
+        <w:t xml:space="preserve"> </w:t>
+      </w:r>
+      <w:r>
+        <w:rPr>
+          <w:rFonts w:ascii="Times New Roman" w:hAnsi="Times New Roman" w:cs="Times New Roman"/>
+          <w:sz w:val="28"/>
+          <w:szCs w:val="28"/>
+        </w:rPr>
+        <w:t>[</w:t>
       </w:r>
       <w:r>
         <w:rPr>
@@ -212,6 +268,269 @@
           <w:szCs w:val="28"/>
           <w:shd w:val="clear" w:color="auto" w:fill="FFFFFF"/>
         </w:rPr>
+        <w:t>Оценка документации производится по критериям:</w:t>
+      </w:r>
+    </w:p>
+    <w:p>
+      <w:pPr>
+        <w:pStyle w:val="a3"/>
+        <w:numPr>
+          <w:ilvl w:val="0"/>
+          <w:numId w:val="15"/>
+        </w:numPr>
+        <w:spacing w:line="276" w:lineRule="auto"/>
+        <w:jc w:val="both"/>
+        <w:rPr>
+          <w:rFonts w:ascii="Times New Roman" w:hAnsi="Times New Roman" w:cs="Times New Roman"/>
+          <w:sz w:val="28"/>
+          <w:szCs w:val="28"/>
+          <w:shd w:val="clear" w:color="auto" w:fill="FFFFFF"/>
+        </w:rPr>
+      </w:pPr>
+      <w:r>
+        <w:rPr>
+          <w:rFonts w:ascii="Times New Roman" w:hAnsi="Times New Roman" w:cs="Times New Roman"/>
+          <w:sz w:val="28"/>
+          <w:szCs w:val="28"/>
+          <w:shd w:val="clear" w:color="auto" w:fill="FFFFFF"/>
+        </w:rPr>
+        <w:t>Полнота: Каждый элемент функциональности представлен в требуемом объеме</w:t>
+      </w:r>
+      <w:r>
+        <w:rPr>
+          <w:rFonts w:ascii="Times New Roman" w:hAnsi="Times New Roman" w:cs="Times New Roman"/>
+          <w:sz w:val="28"/>
+          <w:szCs w:val="28"/>
+          <w:shd w:val="clear" w:color="auto" w:fill="FFFFFF"/>
+        </w:rPr>
+        <w:t xml:space="preserve"> технического задания</w:t>
+      </w:r>
+      <w:r>
+        <w:rPr>
+          <w:rFonts w:ascii="Times New Roman" w:hAnsi="Times New Roman" w:cs="Times New Roman"/>
+          <w:sz w:val="28"/>
+          <w:szCs w:val="28"/>
+          <w:shd w:val="clear" w:color="auto" w:fill="FFFFFF"/>
+        </w:rPr>
+        <w:t>.</w:t>
+      </w:r>
+    </w:p>
+    <w:p>
+      <w:pPr>
+        <w:pStyle w:val="a3"/>
+        <w:numPr>
+          <w:ilvl w:val="0"/>
+          <w:numId w:val="15"/>
+        </w:numPr>
+        <w:spacing w:line="276" w:lineRule="auto"/>
+        <w:jc w:val="both"/>
+        <w:rPr>
+          <w:rFonts w:ascii="Times New Roman" w:hAnsi="Times New Roman" w:cs="Times New Roman"/>
+          <w:sz w:val="28"/>
+          <w:szCs w:val="28"/>
+          <w:shd w:val="clear" w:color="auto" w:fill="FFFFFF"/>
+        </w:rPr>
+      </w:pPr>
+      <w:r>
+        <w:rPr>
+          <w:rFonts w:ascii="Times New Roman" w:hAnsi="Times New Roman" w:cs="Times New Roman"/>
+          <w:sz w:val="28"/>
+          <w:szCs w:val="28"/>
+          <w:shd w:val="clear" w:color="auto" w:fill="FFFFFF"/>
+        </w:rPr>
+        <w:t>Однозначность: Интерпретация документации одинакова для всех участников проекта</w:t>
+      </w:r>
+      <w:r>
+        <w:rPr>
+          <w:rFonts w:ascii="Times New Roman" w:hAnsi="Times New Roman" w:cs="Times New Roman"/>
+          <w:sz w:val="28"/>
+          <w:szCs w:val="28"/>
+          <w:shd w:val="clear" w:color="auto" w:fill="FFFFFF"/>
+        </w:rPr>
+        <w:t>. Для пользователя, для разработчика и для косвенных лиц.</w:t>
+      </w:r>
+    </w:p>
+    <w:p>
+      <w:pPr>
+        <w:pStyle w:val="a3"/>
+        <w:numPr>
+          <w:ilvl w:val="0"/>
+          <w:numId w:val="15"/>
+        </w:numPr>
+        <w:spacing w:line="276" w:lineRule="auto"/>
+        <w:jc w:val="both"/>
+        <w:rPr>
+          <w:rFonts w:ascii="Times New Roman" w:hAnsi="Times New Roman" w:cs="Times New Roman"/>
+          <w:sz w:val="28"/>
+          <w:szCs w:val="28"/>
+          <w:shd w:val="clear" w:color="auto" w:fill="FFFFFF"/>
+        </w:rPr>
+      </w:pPr>
+      <w:r>
+        <w:rPr>
+          <w:rFonts w:ascii="Times New Roman" w:hAnsi="Times New Roman" w:cs="Times New Roman"/>
+          <w:sz w:val="28"/>
+          <w:szCs w:val="28"/>
+          <w:shd w:val="clear" w:color="auto" w:fill="FFFFFF"/>
+        </w:rPr>
+        <w:t>Непротиворечивость: Отсутствие конфликтных требований и соответствие требований в разных разделах документа.</w:t>
+      </w:r>
+    </w:p>
+    <w:p>
+      <w:pPr>
+        <w:pStyle w:val="a3"/>
+        <w:numPr>
+          <w:ilvl w:val="0"/>
+          <w:numId w:val="15"/>
+        </w:numPr>
+        <w:spacing w:line="276" w:lineRule="auto"/>
+        <w:jc w:val="both"/>
+        <w:rPr>
+          <w:rFonts w:ascii="Times New Roman" w:hAnsi="Times New Roman" w:cs="Times New Roman"/>
+          <w:sz w:val="28"/>
+          <w:szCs w:val="28"/>
+          <w:shd w:val="clear" w:color="auto" w:fill="FFFFFF"/>
+        </w:rPr>
+      </w:pPr>
+      <w:r>
+        <w:rPr>
+          <w:rFonts w:ascii="Times New Roman" w:hAnsi="Times New Roman" w:cs="Times New Roman"/>
+          <w:sz w:val="28"/>
+          <w:szCs w:val="28"/>
+          <w:shd w:val="clear" w:color="auto" w:fill="FFFFFF"/>
+        </w:rPr>
+        <w:t xml:space="preserve">Актуальность: </w:t>
+      </w:r>
+      <w:r>
+        <w:rPr>
+          <w:rFonts w:ascii="Times New Roman" w:hAnsi="Times New Roman" w:cs="Times New Roman"/>
+          <w:sz w:val="28"/>
+          <w:szCs w:val="28"/>
+          <w:shd w:val="clear" w:color="auto" w:fill="FFFFFF"/>
+        </w:rPr>
+        <w:t xml:space="preserve">Документация и установленные в ней требования по характеристикам жизненного цикла ПО соответствуют </w:t>
+      </w:r>
+      <w:r>
+        <w:rPr>
+          <w:rFonts w:ascii="Times New Roman" w:hAnsi="Times New Roman" w:cs="Times New Roman"/>
+          <w:sz w:val="28"/>
+          <w:szCs w:val="28"/>
+          <w:shd w:val="clear" w:color="auto" w:fill="FFFFFF"/>
+        </w:rPr>
+        <w:t>программе</w:t>
+      </w:r>
+      <w:r>
+        <w:rPr>
+          <w:rFonts w:ascii="Times New Roman" w:hAnsi="Times New Roman" w:cs="Times New Roman"/>
+          <w:sz w:val="28"/>
+          <w:szCs w:val="28"/>
+          <w:shd w:val="clear" w:color="auto" w:fill="FFFFFF"/>
+        </w:rPr>
+        <w:t>.</w:t>
+      </w:r>
+    </w:p>
+    <w:p>
+      <w:pPr>
+        <w:pStyle w:val="a3"/>
+        <w:numPr>
+          <w:ilvl w:val="0"/>
+          <w:numId w:val="15"/>
+        </w:numPr>
+        <w:spacing w:line="276" w:lineRule="auto"/>
+        <w:jc w:val="both"/>
+        <w:rPr>
+          <w:rFonts w:ascii="Times New Roman" w:hAnsi="Times New Roman" w:cs="Times New Roman"/>
+          <w:sz w:val="28"/>
+          <w:szCs w:val="28"/>
+          <w:shd w:val="clear" w:color="auto" w:fill="FFFFFF"/>
+        </w:rPr>
+      </w:pPr>
+      <w:r>
+        <w:rPr>
+          <w:rFonts w:ascii="Times New Roman" w:hAnsi="Times New Roman" w:cs="Times New Roman"/>
+          <w:sz w:val="28"/>
+          <w:szCs w:val="28"/>
+          <w:shd w:val="clear" w:color="auto" w:fill="FFFFFF"/>
+        </w:rPr>
+        <w:t xml:space="preserve">Структурированность: </w:t>
+      </w:r>
+      <w:r>
+        <w:rPr>
+          <w:rFonts w:ascii="Times New Roman" w:hAnsi="Times New Roman" w:cs="Times New Roman"/>
+          <w:sz w:val="28"/>
+          <w:szCs w:val="28"/>
+          <w:shd w:val="clear" w:color="auto" w:fill="FFFFFF"/>
+        </w:rPr>
+        <w:t>Курсовая работа разделена на разделы «Техническое задание», «Эскиз программы», «Тестирование программы». Исходя из этого содержание курсовой работы структурировано.</w:t>
+      </w:r>
+    </w:p>
+    <w:p>
+      <w:pPr>
+        <w:pStyle w:val="a3"/>
+        <w:numPr>
+          <w:ilvl w:val="0"/>
+          <w:numId w:val="15"/>
+        </w:numPr>
+        <w:spacing w:line="276" w:lineRule="auto"/>
+        <w:jc w:val="both"/>
+        <w:rPr>
+          <w:rFonts w:ascii="Times New Roman" w:hAnsi="Times New Roman" w:cs="Times New Roman"/>
+          <w:sz w:val="28"/>
+          <w:szCs w:val="28"/>
+          <w:shd w:val="clear" w:color="auto" w:fill="FFFFFF"/>
+        </w:rPr>
+      </w:pPr>
+      <w:r>
+        <w:rPr>
+          <w:rFonts w:ascii="Times New Roman" w:hAnsi="Times New Roman" w:cs="Times New Roman"/>
+          <w:sz w:val="28"/>
+          <w:szCs w:val="28"/>
+          <w:shd w:val="clear" w:color="auto" w:fill="FFFFFF"/>
+        </w:rPr>
+        <w:t xml:space="preserve">Тестируемость: Возможность проверки описанной функциональности </w:t>
+      </w:r>
+      <w:r>
+        <w:rPr>
+          <w:rFonts w:ascii="Times New Roman" w:hAnsi="Times New Roman" w:cs="Times New Roman"/>
+          <w:sz w:val="28"/>
+          <w:szCs w:val="28"/>
+          <w:shd w:val="clear" w:color="auto" w:fill="FFFFFF"/>
+        </w:rPr>
+        <w:t>присутствует. Программа работает в соответствии с установленными требованиями.</w:t>
+      </w:r>
+    </w:p>
+    <w:p>
+      <w:pPr>
+        <w:spacing w:line="276" w:lineRule="auto"/>
+        <w:jc w:val="both"/>
+        <w:rPr>
+          <w:rFonts w:ascii="Times New Roman" w:hAnsi="Times New Roman" w:cs="Times New Roman"/>
+          <w:sz w:val="28"/>
+          <w:szCs w:val="28"/>
+          <w:shd w:val="clear" w:color="auto" w:fill="FFFFFF"/>
+        </w:rPr>
+      </w:pPr>
+    </w:p>
+    <w:p>
+      <w:pPr>
+        <w:spacing w:line="276" w:lineRule="auto"/>
+        <w:ind w:firstLine="708"/>
+        <w:jc w:val="both"/>
+        <w:rPr>
+          <w:rFonts w:ascii="Times New Roman" w:hAnsi="Times New Roman" w:cs="Times New Roman"/>
+          <w:sz w:val="28"/>
+          <w:szCs w:val="28"/>
+          <w:shd w:val="clear" w:color="auto" w:fill="FFFFFF"/>
+        </w:rPr>
+      </w:pPr>
+      <w:r>
+        <w:rPr>
+          <w:rFonts w:ascii="Times New Roman" w:hAnsi="Times New Roman" w:cs="Times New Roman"/>
+          <w:sz w:val="28"/>
+          <w:szCs w:val="28"/>
+          <w:shd w:val="clear" w:color="auto" w:fill="FFFFFF"/>
+        </w:rPr>
+        <w:lastRenderedPageBreak/>
         <w:t>Произведем оценку программного обеспечения по характеристикам качества</w:t>
       </w:r>
       <w:r>
@@ -696,7 +1015,6 @@
           <w:sz w:val="28"/>
           <w:szCs w:val="28"/>
         </w:rPr>
-        <w:lastRenderedPageBreak/>
         <w:t>Программа поддерживается на всех платформах, кроме платформ с архитектурой ARMv6, Windows ARM64;</w:t>
       </w:r>
     </w:p>
@@ -803,192 +1121,15 @@
           <w:rFonts w:ascii="Times New Roman" w:hAnsi="Times New Roman" w:cs="Times New Roman"/>
           <w:sz w:val="28"/>
           <w:szCs w:val="28"/>
-          <w:shd w:val="clear" w:color="auto" w:fill="FFFFFF"/>
-        </w:rPr>
-      </w:pPr>
-      <w:r>
-        <w:rPr>
-          <w:rFonts w:ascii="Times New Roman" w:hAnsi="Times New Roman" w:cs="Times New Roman"/>
-          <w:sz w:val="28"/>
-          <w:szCs w:val="28"/>
-          <w:shd w:val="clear" w:color="auto" w:fill="FFFFFF"/>
-        </w:rPr>
-        <w:t>Оценка документации производится по следующим критериям:</w:t>
-      </w:r>
-    </w:p>
-    <w:p>
-      <w:pPr>
-        <w:pStyle w:val="a3"/>
-        <w:numPr>
-          <w:ilvl w:val="0"/>
-          <w:numId w:val="15"/>
-        </w:numPr>
-        <w:spacing w:line="276" w:lineRule="auto"/>
-        <w:jc w:val="both"/>
-        <w:rPr>
-          <w:rFonts w:ascii="Times New Roman" w:hAnsi="Times New Roman" w:cs="Times New Roman"/>
-          <w:sz w:val="28"/>
-          <w:szCs w:val="28"/>
-          <w:shd w:val="clear" w:color="auto" w:fill="FFFFFF"/>
-        </w:rPr>
-      </w:pPr>
-      <w:r>
-        <w:rPr>
-          <w:rFonts w:ascii="Times New Roman" w:hAnsi="Times New Roman" w:cs="Times New Roman"/>
-          <w:sz w:val="28"/>
-          <w:szCs w:val="28"/>
-          <w:shd w:val="clear" w:color="auto" w:fill="FFFFFF"/>
-        </w:rPr>
-        <w:t>Полнота: Каждый элемент функциональности представлен в требуемом объеме.</w:t>
-      </w:r>
-    </w:p>
-    <w:p>
-      <w:pPr>
-        <w:pStyle w:val="a3"/>
-        <w:numPr>
-          <w:ilvl w:val="0"/>
-          <w:numId w:val="15"/>
-        </w:numPr>
-        <w:spacing w:line="276" w:lineRule="auto"/>
-        <w:jc w:val="both"/>
-        <w:rPr>
-          <w:rFonts w:ascii="Times New Roman" w:hAnsi="Times New Roman" w:cs="Times New Roman"/>
-          <w:sz w:val="28"/>
-          <w:szCs w:val="28"/>
-          <w:shd w:val="clear" w:color="auto" w:fill="FFFFFF"/>
-        </w:rPr>
-      </w:pPr>
-      <w:r>
-        <w:rPr>
-          <w:rFonts w:ascii="Times New Roman" w:hAnsi="Times New Roman" w:cs="Times New Roman"/>
-          <w:sz w:val="28"/>
-          <w:szCs w:val="28"/>
-          <w:shd w:val="clear" w:color="auto" w:fill="FFFFFF"/>
-        </w:rPr>
-        <w:t>Однозначность: Интерпретация документации одинакова для всех участников проекта.</w:t>
-      </w:r>
-    </w:p>
-    <w:p>
-      <w:pPr>
-        <w:pStyle w:val="a3"/>
-        <w:numPr>
-          <w:ilvl w:val="0"/>
-          <w:numId w:val="15"/>
-        </w:numPr>
-        <w:spacing w:line="276" w:lineRule="auto"/>
-        <w:jc w:val="both"/>
-        <w:rPr>
-          <w:rFonts w:ascii="Times New Roman" w:hAnsi="Times New Roman" w:cs="Times New Roman"/>
-          <w:sz w:val="28"/>
-          <w:szCs w:val="28"/>
-          <w:shd w:val="clear" w:color="auto" w:fill="FFFFFF"/>
-        </w:rPr>
-      </w:pPr>
-      <w:r>
-        <w:rPr>
-          <w:rFonts w:ascii="Times New Roman" w:hAnsi="Times New Roman" w:cs="Times New Roman"/>
-          <w:sz w:val="28"/>
-          <w:szCs w:val="28"/>
-          <w:shd w:val="clear" w:color="auto" w:fill="FFFFFF"/>
-        </w:rPr>
-        <w:t>Непротиворечивость: Отсутствие конфликтных требований и соответствие требований в разных разделах документа.</w:t>
-      </w:r>
-    </w:p>
-    <w:p>
-      <w:pPr>
-        <w:pStyle w:val="a3"/>
-        <w:numPr>
-          <w:ilvl w:val="0"/>
-          <w:numId w:val="15"/>
-        </w:numPr>
-        <w:spacing w:line="276" w:lineRule="auto"/>
-        <w:jc w:val="both"/>
-        <w:rPr>
-          <w:rFonts w:ascii="Times New Roman" w:hAnsi="Times New Roman" w:cs="Times New Roman"/>
-          <w:sz w:val="28"/>
-          <w:szCs w:val="28"/>
-          <w:shd w:val="clear" w:color="auto" w:fill="FFFFFF"/>
-        </w:rPr>
-      </w:pPr>
-      <w:r>
-        <w:rPr>
-          <w:rFonts w:ascii="Times New Roman" w:hAnsi="Times New Roman" w:cs="Times New Roman"/>
-          <w:sz w:val="28"/>
-          <w:szCs w:val="28"/>
-          <w:shd w:val="clear" w:color="auto" w:fill="FFFFFF"/>
-        </w:rPr>
-        <w:t>Актуальность: Соответствие документации и реального программного продукта.</w:t>
-      </w:r>
-    </w:p>
-    <w:p>
-      <w:pPr>
-        <w:pStyle w:val="a3"/>
-        <w:numPr>
-          <w:ilvl w:val="0"/>
-          <w:numId w:val="15"/>
-        </w:numPr>
-        <w:spacing w:line="276" w:lineRule="auto"/>
-        <w:jc w:val="both"/>
-        <w:rPr>
-          <w:rFonts w:ascii="Times New Roman" w:hAnsi="Times New Roman" w:cs="Times New Roman"/>
-          <w:sz w:val="28"/>
-          <w:szCs w:val="28"/>
-          <w:shd w:val="clear" w:color="auto" w:fill="FFFFFF"/>
-        </w:rPr>
-      </w:pPr>
-      <w:r>
-        <w:rPr>
-          <w:rFonts w:ascii="Times New Roman" w:hAnsi="Times New Roman" w:cs="Times New Roman"/>
-          <w:sz w:val="28"/>
-          <w:szCs w:val="28"/>
-          <w:shd w:val="clear" w:color="auto" w:fill="FFFFFF"/>
-        </w:rPr>
-        <w:t>Структурированность: Удобство поиска информации в документации.</w:t>
-      </w:r>
-    </w:p>
-    <w:p>
-      <w:pPr>
-        <w:pStyle w:val="a3"/>
-        <w:numPr>
-          <w:ilvl w:val="0"/>
-          <w:numId w:val="15"/>
-        </w:numPr>
-        <w:spacing w:line="276" w:lineRule="auto"/>
-        <w:jc w:val="both"/>
-        <w:rPr>
-          <w:rFonts w:ascii="Times New Roman" w:hAnsi="Times New Roman" w:cs="Times New Roman"/>
-          <w:sz w:val="28"/>
-          <w:szCs w:val="28"/>
-          <w:shd w:val="clear" w:color="auto" w:fill="FFFFFF"/>
-        </w:rPr>
-      </w:pPr>
-      <w:r>
-        <w:rPr>
-          <w:rFonts w:ascii="Times New Roman" w:hAnsi="Times New Roman" w:cs="Times New Roman"/>
-          <w:sz w:val="28"/>
-          <w:szCs w:val="28"/>
-          <w:shd w:val="clear" w:color="auto" w:fill="FFFFFF"/>
-        </w:rPr>
-        <w:t>Тестируемость: Возможность проверки описанной функциональности на финальном этапе разработки.</w:t>
-      </w:r>
-    </w:p>
-    <w:p>
-      <w:pPr>
-        <w:spacing w:line="276" w:lineRule="auto"/>
-        <w:ind w:firstLine="708"/>
-        <w:jc w:val="both"/>
-        <w:rPr>
-          <w:rFonts w:ascii="Times New Roman" w:hAnsi="Times New Roman" w:cs="Times New Roman"/>
-          <w:sz w:val="28"/>
-          <w:szCs w:val="28"/>
-        </w:rPr>
-      </w:pPr>
-      <w:r>
-        <w:rPr>
-          <w:rFonts w:ascii="Times New Roman" w:hAnsi="Times New Roman" w:cs="Times New Roman"/>
-          <w:sz w:val="28"/>
-          <w:szCs w:val="28"/>
-        </w:rPr>
+        </w:rPr>
+      </w:pPr>
+      <w:r>
+        <w:rPr>
+          <w:rFonts w:ascii="Times New Roman" w:hAnsi="Times New Roman" w:cs="Times New Roman"/>
+          <w:sz w:val="28"/>
+          <w:szCs w:val="28"/>
+        </w:rPr>
+        <w:lastRenderedPageBreak/>
         <w:t>Однако степень уверенности и удобности для пользования программным средством пользователем без специальных знаний представляется затруднительным, поэтому оценка удобства при использовании можно считать удовлетворительной.</w:t>
       </w:r>
     </w:p>
@@ -1055,43 +1196,15 @@
           <w:sz w:val="28"/>
           <w:szCs w:val="28"/>
         </w:rPr>
-        <w:t>Тестирование документации производится методом рецензирования документации.</w:t>
-      </w:r>
-    </w:p>
-    <w:p>
-      <w:pPr>
-        <w:spacing w:line="276" w:lineRule="auto"/>
-        <w:ind w:firstLine="708"/>
-        <w:jc w:val="both"/>
-        <w:rPr>
-          <w:rFonts w:ascii="Times New Roman" w:hAnsi="Times New Roman" w:cs="Times New Roman"/>
-          <w:sz w:val="28"/>
-          <w:szCs w:val="28"/>
-          <w:shd w:val="clear" w:color="auto" w:fill="FFFFFF"/>
-        </w:rPr>
-      </w:pPr>
-    </w:p>
-    <w:p>
-      <w:pPr>
-        <w:spacing w:line="276" w:lineRule="auto"/>
-        <w:ind w:firstLine="708"/>
-        <w:jc w:val="both"/>
-        <w:rPr>
-          <w:rFonts w:ascii="Times New Roman" w:hAnsi="Times New Roman" w:cs="Times New Roman"/>
-          <w:sz w:val="28"/>
-          <w:szCs w:val="28"/>
-          <w:shd w:val="clear" w:color="auto" w:fill="FFFFFF"/>
-        </w:rPr>
-      </w:pPr>
-      <w:r>
-        <w:rPr>
-          <w:rFonts w:ascii="Times New Roman" w:hAnsi="Times New Roman" w:cs="Times New Roman"/>
-          <w:sz w:val="28"/>
-          <w:szCs w:val="28"/>
-          <w:shd w:val="clear" w:color="auto" w:fill="FFFFFF"/>
-        </w:rPr>
-        <w:lastRenderedPageBreak/>
-        <w:t>Анализ курсовой работы будет осуществлен согласно ГОСТ ИСО/МЭК 9126-2001, так как разработка программного средства для её выполнения происходило согласно ГОСТ ИСО/МЭК 9126-2001.</w:t>
+        <w:t>Тестирование документации производится методом рецензирования документаци</w:t>
+      </w:r>
+      <w:r>
+        <w:rPr>
+          <w:rFonts w:ascii="Times New Roman" w:hAnsi="Times New Roman" w:cs="Times New Roman"/>
+          <w:sz w:val="28"/>
+          <w:szCs w:val="28"/>
+        </w:rPr>
+        <w:t>и. Данный метод анализа выбрал в связи с минимальными требованиям по техническому заданию к реализации ПО и соответственно проведение данного анализа самое эффективное.</w:t>
       </w:r>
     </w:p>
     <w:p>
@@ -1143,7 +1256,64 @@
           <w:sz w:val="28"/>
           <w:szCs w:val="28"/>
         </w:rPr>
-        <w:t>Полнота: Не все функции программы детально описаны (например, описание алгоритма распознавания фонем отсутствует).</w:t>
+        <w:t>Полнота:</w:t>
+      </w:r>
+      <w:r>
+        <w:rPr>
+          <w:rFonts w:ascii="Times New Roman" w:hAnsi="Times New Roman" w:cs="Times New Roman"/>
+          <w:sz w:val="28"/>
+          <w:szCs w:val="28"/>
+        </w:rPr>
+        <w:t xml:space="preserve"> </w:t>
+      </w:r>
+      <w:r>
+        <w:rPr>
+          <w:rFonts w:ascii="Times New Roman" w:hAnsi="Times New Roman" w:cs="Times New Roman"/>
+          <w:sz w:val="28"/>
+          <w:szCs w:val="28"/>
+        </w:rPr>
+        <w:t>Не все функции программы детально описаны (например, описание алгоритма распознавания фонем отсутствует</w:t>
+      </w:r>
+      <w:r>
+        <w:rPr>
+          <w:rFonts w:ascii="Times New Roman" w:hAnsi="Times New Roman" w:cs="Times New Roman"/>
+          <w:sz w:val="28"/>
+          <w:szCs w:val="28"/>
+        </w:rPr>
+        <w:t xml:space="preserve"> из модуля </w:t>
+      </w:r>
+      <w:r>
+        <w:rPr>
+          <w:rFonts w:ascii="Times New Roman" w:hAnsi="Times New Roman" w:cs="Times New Roman"/>
+          <w:sz w:val="28"/>
+          <w:szCs w:val="28"/>
+        </w:rPr>
+        <w:t>“</w:t>
+      </w:r>
+      <w:r>
+        <w:rPr>
+          <w:rFonts w:ascii="Times New Roman" w:hAnsi="Times New Roman" w:cs="Times New Roman"/>
+          <w:sz w:val="28"/>
+          <w:szCs w:val="28"/>
+          <w:lang w:val="en-US"/>
+        </w:rPr>
+        <w:t>vosk</w:t>
+      </w:r>
+      <w:r>
+        <w:rPr>
+          <w:rFonts w:ascii="Times New Roman" w:hAnsi="Times New Roman" w:cs="Times New Roman"/>
+          <w:sz w:val="28"/>
+          <w:szCs w:val="28"/>
+        </w:rPr>
+        <w:t>”</w:t>
+      </w:r>
+      <w:r>
+        <w:rPr>
+          <w:rFonts w:ascii="Times New Roman" w:hAnsi="Times New Roman" w:cs="Times New Roman"/>
+          <w:sz w:val="28"/>
+          <w:szCs w:val="28"/>
+        </w:rPr>
+        <w:t>).</w:t>
       </w:r>
     </w:p>
     <w:p>
@@ -1167,107 +1337,11 @@
           <w:sz w:val="28"/>
           <w:szCs w:val="28"/>
         </w:rPr>
-        <w:t>Однозначность: Некоторые термины не расшифрованы (например, "фонемы" и "модуль vosk").</w:t>
-      </w:r>
-    </w:p>
-    <w:p>
-      <w:pPr>
-        <w:pStyle w:val="a3"/>
-        <w:numPr>
-          <w:ilvl w:val="0"/>
-          <w:numId w:val="16"/>
-        </w:numPr>
-        <w:spacing w:line="276" w:lineRule="auto"/>
-        <w:jc w:val="both"/>
-        <w:rPr>
-          <w:rFonts w:ascii="Times New Roman" w:hAnsi="Times New Roman" w:cs="Times New Roman"/>
-          <w:sz w:val="28"/>
-          <w:szCs w:val="28"/>
-        </w:rPr>
-      </w:pPr>
-      <w:r>
-        <w:rPr>
-          <w:rFonts w:ascii="Times New Roman" w:hAnsi="Times New Roman" w:cs="Times New Roman"/>
-          <w:sz w:val="28"/>
-          <w:szCs w:val="28"/>
-        </w:rPr>
-        <w:t>Непротиворечивость: В одном разделе упоминается, что программа завершает работу по команде "Пока", а в другом - по длительной паузе.</w:t>
-      </w:r>
-    </w:p>
-    <w:p>
-      <w:pPr>
-        <w:pStyle w:val="a3"/>
-        <w:numPr>
-          <w:ilvl w:val="0"/>
-          <w:numId w:val="16"/>
-        </w:numPr>
-        <w:spacing w:line="276" w:lineRule="auto"/>
-        <w:jc w:val="both"/>
-        <w:rPr>
-          <w:rFonts w:ascii="Times New Roman" w:hAnsi="Times New Roman" w:cs="Times New Roman"/>
-          <w:sz w:val="28"/>
-          <w:szCs w:val="28"/>
-        </w:rPr>
-      </w:pPr>
-      <w:r>
-        <w:rPr>
-          <w:rFonts w:ascii="Times New Roman" w:hAnsi="Times New Roman" w:cs="Times New Roman"/>
-          <w:sz w:val="28"/>
-          <w:szCs w:val="28"/>
-        </w:rPr>
         <w:t>Актуальность: В документе не указано, что программа поддерживает новые версии Python.</w:t>
       </w:r>
     </w:p>
     <w:p>
       <w:pPr>
-        <w:pStyle w:val="a3"/>
-        <w:numPr>
-          <w:ilvl w:val="0"/>
-          <w:numId w:val="16"/>
-        </w:numPr>
-        <w:spacing w:line="276" w:lineRule="auto"/>
-        <w:jc w:val="both"/>
-        <w:rPr>
-          <w:rFonts w:ascii="Times New Roman" w:hAnsi="Times New Roman" w:cs="Times New Roman"/>
-          <w:sz w:val="28"/>
-          <w:szCs w:val="28"/>
-        </w:rPr>
-      </w:pPr>
-      <w:r>
-        <w:rPr>
-          <w:rFonts w:ascii="Times New Roman" w:hAnsi="Times New Roman" w:cs="Times New Roman"/>
-          <w:sz w:val="28"/>
-          <w:szCs w:val="28"/>
-        </w:rPr>
-        <w:t>Структурированность: Разделы документации недостаточно четко разделены, что затрудняет поиск информации.</w:t>
-      </w:r>
-    </w:p>
-    <w:p>
-      <w:pPr>
-        <w:pStyle w:val="a3"/>
-        <w:numPr>
-          <w:ilvl w:val="0"/>
-          <w:numId w:val="16"/>
-        </w:numPr>
-        <w:spacing w:line="276" w:lineRule="auto"/>
-        <w:jc w:val="both"/>
-        <w:rPr>
-          <w:rFonts w:ascii="Times New Roman" w:hAnsi="Times New Roman" w:cs="Times New Roman"/>
-          <w:sz w:val="28"/>
-          <w:szCs w:val="28"/>
-        </w:rPr>
-      </w:pPr>
-      <w:r>
-        <w:rPr>
-          <w:rFonts w:ascii="Times New Roman" w:hAnsi="Times New Roman" w:cs="Times New Roman"/>
-          <w:sz w:val="28"/>
-          <w:szCs w:val="28"/>
-        </w:rPr>
-        <w:t>Тестируемость: Не все функции программы описаны в тестируемом виде.</w:t>
-      </w:r>
-    </w:p>
-    <w:p>
-      <w:pPr>
         <w:spacing w:line="276" w:lineRule="auto"/>
         <w:ind w:firstLine="708"/>
         <w:jc w:val="both"/>
@@ -1310,7 +1384,15 @@
           <w:sz w:val="28"/>
           <w:szCs w:val="28"/>
         </w:rPr>
-        <w:t>Однако, в указаниях и техническом задании на выполнение программного средства в качестве курсового проекта выполнены все требования, поэтому несоответствия оценки модели качества не могут быть рассмотрены в данных целях. Программа соответствует всем заложенным критериям модели качества.</w:t>
+        <w:t>Однако, в указаниях и техническом задании на выполнение программного средства в качестве курсового проекта выполнены все требования, поэтому несоответствия оценки модели качества не могут быть рассмотрены в данных целя</w:t>
+      </w:r>
+      <w:r>
+        <w:rPr>
+          <w:rFonts w:ascii="Times New Roman" w:hAnsi="Times New Roman" w:cs="Times New Roman"/>
+          <w:sz w:val="28"/>
+          <w:szCs w:val="28"/>
+        </w:rPr>
+        <w:t>х.</w:t>
       </w:r>
     </w:p>
     <w:p>
@@ -1408,7 +1490,7 @@
           <w:sz w:val="28"/>
           <w:szCs w:val="28"/>
         </w:rPr>
-        <w:t>Список использованных источников.</w:t>
+        <w:t>Список использованных источников</w:t>
       </w:r>
     </w:p>
     <w:p>
@@ -1464,7 +1546,6 @@
           <w:szCs w:val="28"/>
           <w:shd w:val="clear" w:color="auto" w:fill="FFFFFF"/>
         </w:rPr>
-        <w:lastRenderedPageBreak/>
         <w:t>ИСО/МЭК 2504</w:t>
       </w:r>
       <w:r>
@@ -1562,6 +1643,7 @@
           <w:sz w:val="28"/>
           <w:szCs w:val="28"/>
         </w:rPr>
+        <w:lastRenderedPageBreak/>
         <w:t>Учебное пособие "Основы управления качеством программных средств" Т. В. Афанасьева А. Н. Афанасьев 2017г;</w:t>
       </w:r>
     </w:p>
@@ -3705,7 +3787,7 @@
   <w:style w:type="paragraph" w:default="1" w:styleId="a">
     <w:name w:val="Normal"/>
     <w:qFormat/>
-    <w:rsid w:val="008A3AAF"/>
+    <w:rsid w:val="00216F9E"/>
   </w:style>
   <w:style w:type="paragraph" w:styleId="1">
     <w:name w:val="heading 1"/>
